--- a/docs/governance/guide-gouvernance-eo.docx
+++ b/docs/governance/guide-gouvernance-eo.docx
@@ -31,7 +31,7 @@
         <w:pStyle w:val="Date"/>
       </w:pPr>
       <w:r>
-        <w:t xml:space="preserve">Versio 1.1 — 5-a de junio 2026</w:t>
+        <w:t xml:space="preserve">Versio 1.2 — 1-a de septembro 2026</w:t>
       </w:r>
     </w:p>
     <w:bookmarkStart w:id="13" w:name="antaŭparolo"/>
@@ -2268,13 +2268,13 @@
       </w:r>
     </w:p>
     <w:bookmarkEnd w:id="28"/>
-    <w:bookmarkStart w:id="29" w:name="la-kvin-statoj-de-membreco"/>
+    <w:bookmarkStart w:id="29" w:name="la-statoj-de-membreco"/>
     <w:p>
       <w:pPr>
         <w:pStyle w:val="Heading2"/>
       </w:pPr>
       <w:r>
-        <w:t xml:space="preserve">3.2. La kvin statoj de membreco</w:t>
+        <w:t xml:space="preserve">3.2. La statoj de membreco</w:t>
       </w:r>
     </w:p>
     <w:p>
@@ -2313,7 +2313,7 @@
         <w:t xml:space="preserve"> </w:t>
       </w:r>
       <w:r>
-        <w:t xml:space="preserve">esprimante la staton de la delegacio en donita momento. Kvin statoj estas eblaj:</w:t>
+        <w:t xml:space="preserve">esprimante la staton de la delegacio en donita momento. La statoj kiuj koncernas la regadon:</w:t>
       </w:r>
     </w:p>
     <w:p>
@@ -2345,7 +2345,7 @@
           <w:b/>
           <w:bCs/>
         </w:rPr>
-        <w:t xml:space="preserve">pending</w:t>
+        <w:t xml:space="preserve">pending_validation</w:t>
       </w:r>
       <w:r>
         <w:t xml:space="preserve"> </w:t>
@@ -2467,13 +2467,80 @@
         <w:rPr>
           <w:rStyle w:val="VerbatimChar"/>
         </w:rPr>
+        <w:t xml:space="preserve">removed</w:t>
+      </w:r>
+      <w:r>
+        <w:t xml:space="preserve"> </w:t>
+      </w:r>
+      <w:r>
+        <w:t xml:space="preserve">je J+7.</w:t>
+      </w:r>
+    </w:p>
+    <w:p>
+      <w:pPr>
+        <w:pStyle w:val="BodyText"/>
+      </w:pPr>
+      <w:r>
+        <w:rPr>
+          <w:rStyle w:val="VerbatimChar"/>
+          <w:b/>
+          <w:bCs/>
+        </w:rPr>
+        <w:t xml:space="preserve">vacated</w:t>
+      </w:r>
+      <w:r>
+        <w:t xml:space="preserve"> </w:t>
+      </w:r>
+      <w:r>
+        <w:t xml:space="preserve">—</w:t>
+      </w:r>
+      <w:r>
+        <w:t xml:space="preserve"> </w:t>
+      </w:r>
+      <w:r>
+        <w:rPr>
+          <w:b/>
+          <w:bCs/>
+        </w:rPr>
+        <w:t xml:space="preserve">Rolo libervole forlasita.</w:t>
+      </w:r>
+      <w:r>
+        <w:t xml:space="preserve"> </w:t>
+      </w:r>
+      <w:r>
+        <w:t xml:space="preserve">Metita de la mem-malaltigo (« mi transdonas la manon », rajto P3). La persono decidis — ĉi tiu stato diras ĝuste tion, kaj nenion alian.</w:t>
+      </w:r>
+      <w:r>
+        <w:t xml:space="preserve"> </w:t>
+      </w:r>
+      <w:r>
+        <w:rPr>
+          <w:i/>
+          <w:iCs/>
+        </w:rPr>
+        <w:t xml:space="preserve">(Distingo enkondukita la 01/09/2026: antaŭ tiu dato, la libervola eliro metis</w:t>
+      </w:r>
+      <w:r>
+        <w:rPr>
+          <w:i/>
+          <w:iCs/>
+        </w:rPr>
+        <w:t xml:space="preserve"> </w:t>
+      </w:r>
+      <w:r>
+        <w:rPr>
+          <w:rStyle w:val="VerbatimChar"/>
+          <w:i/>
+          <w:iCs/>
+        </w:rPr>
         <w:t xml:space="preserve">inactive</w:t>
       </w:r>
       <w:r>
-        <w:t xml:space="preserve"> </w:t>
-      </w:r>
-      <w:r>
-        <w:t xml:space="preserve">je J+7.</w:t>
+        <w:rPr>
+          <w:i/>
+          <w:iCs/>
+        </w:rPr>
+        <w:t xml:space="preserve">, konfuzante ĝin kun forlasita konto.)</w:t>
       </w:r>
     </w:p>
     <w:p>
@@ -2486,13 +2553,133 @@
           <w:b/>
           <w:bCs/>
         </w:rPr>
+        <w:t xml:space="preserve">removed</w:t>
+      </w:r>
+      <w:r>
+        <w:t xml:space="preserve"> </w:t>
+      </w:r>
+      <w:r>
+        <w:t xml:space="preserve">— Membreco fermita de decido aŭ mekanismo de la SIGB: fino de la karenco de forigo (J+7), aŭ fermo de la malsupra-ranga linio dum promocio (ekskluziva rolo, kp. §5.6).</w:t>
+      </w:r>
+    </w:p>
+    <w:p>
+      <w:pPr>
+        <w:pStyle w:val="BodyText"/>
+      </w:pPr>
+      <w:r>
+        <w:rPr>
+          <w:rStyle w:val="VerbatimChar"/>
+          <w:b/>
+          <w:bCs/>
+        </w:rPr>
         <w:t xml:space="preserve">inactive</w:t>
       </w:r>
       <w:r>
         <w:t xml:space="preserve"> </w:t>
       </w:r>
       <w:r>
-        <w:t xml:space="preserve">— Fermita membreco. La persono ne estas plu en la teamo. Neniu aliro. Pluraj eblaj originoj: libervola eliro, fino de karenco, forlasita konto (aŭtomata post 9 monatoj).</w:t>
+        <w:t xml:space="preserve">—</w:t>
+      </w:r>
+      <w:r>
+        <w:t xml:space="preserve"> </w:t>
+      </w:r>
+      <w:r>
+        <w:rPr>
+          <w:b/>
+          <w:bCs/>
+        </w:rPr>
+        <w:t xml:space="preserve">Forlasita konto.</w:t>
+      </w:r>
+      <w:r>
+        <w:t xml:space="preserve"> </w:t>
+      </w:r>
+      <w:r>
+        <w:t xml:space="preserve">Metita nur de la aŭtomata elir-cron, post 9 monatoj sen ensaluto (T9). La persono nenion decidis: ri malaperis.</w:t>
+      </w:r>
+    </w:p>
+    <w:p>
+      <w:pPr>
+        <w:pStyle w:val="BodyText"/>
+      </w:pPr>
+      <w:r>
+        <w:rPr>
+          <w:i/>
+          <w:iCs/>
+        </w:rPr>
+        <w:t xml:space="preserve">(La tabelo portas ankaŭ kelkajn statojn proprajn al la enskribiĝaj kaj cirkuladaj procezoj —</w:t>
+      </w:r>
+      <w:r>
+        <w:rPr>
+          <w:i/>
+          <w:iCs/>
+        </w:rPr>
+        <w:t xml:space="preserve"> </w:t>
+      </w:r>
+      <w:r>
+        <w:rPr>
+          <w:rStyle w:val="VerbatimChar"/>
+          <w:i/>
+          <w:iCs/>
+        </w:rPr>
+        <w:t xml:space="preserve">refused</w:t>
+      </w:r>
+      <w:r>
+        <w:rPr>
+          <w:i/>
+          <w:iCs/>
+        </w:rPr>
+        <w:t xml:space="preserve">,</w:t>
+      </w:r>
+      <w:r>
+        <w:rPr>
+          <w:i/>
+          <w:iCs/>
+        </w:rPr>
+        <w:t xml:space="preserve"> </w:t>
+      </w:r>
+      <w:r>
+        <w:rPr>
+          <w:rStyle w:val="VerbatimChar"/>
+          <w:i/>
+          <w:iCs/>
+        </w:rPr>
+        <w:t xml:space="preserve">left_with_pending_circulation</w:t>
+      </w:r>
+      <w:r>
+        <w:rPr>
+          <w:i/>
+          <w:iCs/>
+        </w:rPr>
+        <w:t xml:space="preserve">,</w:t>
+      </w:r>
+      <w:r>
+        <w:rPr>
+          <w:i/>
+          <w:iCs/>
+        </w:rPr>
+        <w:t xml:space="preserve"> </w:t>
+      </w:r>
+      <w:r>
+        <w:rPr>
+          <w:rStyle w:val="VerbatimChar"/>
+          <w:i/>
+          <w:iCs/>
+        </w:rPr>
+        <w:t xml:space="preserve">terminated</w:t>
+      </w:r>
+      <w:r>
+        <w:rPr>
+          <w:i/>
+          <w:iCs/>
+        </w:rPr>
+        <w:t xml:space="preserve"> </w:t>
+      </w:r>
+      <w:r>
+        <w:rPr>
+          <w:i/>
+          <w:iCs/>
+        </w:rPr>
+        <w:t xml:space="preserve">— kiuj ne apartenas al la team-regado kaj ne estas traktataj en ĉi tiu gvidilo.)</w:t>
       </w:r>
     </w:p>
     <w:bookmarkEnd w:id="29"/>
@@ -2557,7 +2744,7 @@
         <w:rPr>
           <w:rStyle w:val="VerbatimChar"/>
         </w:rPr>
-        <w:t xml:space="preserve">              ┌───────────────┼───────────────┐    │</w:t>
+        <w:t xml:space="preserve">        ┌──────────────┬──────┴────────┬───────────│──────┐</w:t>
       </w:r>
       <w:r>
         <w:br/>
@@ -2566,7 +2753,7 @@
         <w:rPr>
           <w:rStyle w:val="VerbatimChar"/>
         </w:rPr>
-        <w:t xml:space="preserve">              ▼               ▼               ▼    │</w:t>
+        <w:t xml:space="preserve">        ▼              ▼               ▼           │      ▼</w:t>
       </w:r>
       <w:r>
         <w:br/>
@@ -2575,7 +2762,7 @@
         <w:rPr>
           <w:rStyle w:val="VerbatimChar"/>
         </w:rPr>
-        <w:t xml:space="preserve">       ┌─────────────┐  ┌─────────────┐  ┌─────────┴────┐</w:t>
+        <w:t xml:space="preserve"> ┌─────────────┐ ┌─────────────┐ ┌────────────┐    │ ┌────────────┐</w:t>
       </w:r>
       <w:r>
         <w:br/>
@@ -2584,7 +2771,7 @@
         <w:rPr>
           <w:rStyle w:val="VerbatimChar"/>
         </w:rPr>
-        <w:t xml:space="preserve">       │  suspended  │  │ pending_    │  │  inactive    │</w:t>
+        <w:t xml:space="preserve"> │  suspended  │ │ pending_    │ │  vacated   │    │ │  inactive  │</w:t>
       </w:r>
       <w:r>
         <w:br/>
@@ -2593,7 +2780,7 @@
         <w:rPr>
           <w:rStyle w:val="VerbatimChar"/>
         </w:rPr>
-        <w:t xml:space="preserve">       │             │  │ removal     │  │              │</w:t>
+        <w:t xml:space="preserve"> │             │ │ removal     │ │ (P3, mem)  │    │ │ (T9, cron) │</w:t>
       </w:r>
       <w:r>
         <w:br/>
@@ -2602,7 +2789,7 @@
         <w:rPr>
           <w:rStyle w:val="VerbatimChar"/>
         </w:rPr>
-        <w:t xml:space="preserve">       └──────┬──────┘  └──────┬──────┘  └──────────────┘</w:t>
+        <w:t xml:space="preserve"> └──────┬──────┘ └──────┬──────┘ └────────────┘    │ └────────────┘</w:t>
       </w:r>
       <w:r>
         <w:br/>
@@ -2611,7 +2798,7 @@
         <w:rPr>
           <w:rStyle w:val="VerbatimChar"/>
         </w:rPr>
-        <w:t xml:space="preserve">              │                │</w:t>
+        <w:t xml:space="preserve">        │               │                          │</w:t>
       </w:r>
       <w:r>
         <w:br/>
@@ -2620,7 +2807,7 @@
         <w:rPr>
           <w:rStyle w:val="VerbatimChar"/>
         </w:rPr>
-        <w:t xml:space="preserve">              │ levado          │ nuligado</w:t>
+        <w:t xml:space="preserve">        │ levado        │ nuligado                 │</w:t>
       </w:r>
       <w:r>
         <w:br/>
@@ -2629,7 +2816,7 @@
         <w:rPr>
           <w:rStyle w:val="VerbatimChar"/>
         </w:rPr>
-        <w:t xml:space="preserve">              └────────────────┴────────────┐</w:t>
+        <w:t xml:space="preserve">        └───────────────┴──────────────────────────┘</w:t>
       </w:r>
       <w:r>
         <w:br/>
@@ -2638,7 +2825,7 @@
         <w:rPr>
           <w:rStyle w:val="VerbatimChar"/>
         </w:rPr>
-        <w:t xml:space="preserve">                               │            │</w:t>
+        <w:t xml:space="preserve">                        │</w:t>
       </w:r>
       <w:r>
         <w:br/>
@@ -2647,7 +2834,7 @@
         <w:rPr>
           <w:rStyle w:val="VerbatimChar"/>
         </w:rPr>
-        <w:t xml:space="preserve">                               ▼ (J+7)      ▼</w:t>
+        <w:t xml:space="preserve">                        ▼ (J+7)</w:t>
       </w:r>
       <w:r>
         <w:br/>
@@ -2656,7 +2843,7 @@
         <w:rPr>
           <w:rStyle w:val="VerbatimChar"/>
         </w:rPr>
-        <w:t xml:space="preserve">                        ┌──────────────┐</w:t>
+        <w:t xml:space="preserve">                 ┌──────────────┐</w:t>
       </w:r>
       <w:r>
         <w:br/>
@@ -2665,7 +2852,7 @@
         <w:rPr>
           <w:rStyle w:val="VerbatimChar"/>
         </w:rPr>
-        <w:t xml:space="preserve">                        │   inactive   │</w:t>
+        <w:t xml:space="preserve">                 │   removed    │</w:t>
       </w:r>
       <w:r>
         <w:br/>
@@ -2674,7 +2861,7 @@
         <w:rPr>
           <w:rStyle w:val="VerbatimChar"/>
         </w:rPr>
-        <w:t xml:space="preserve">                        └──────────────┘</w:t>
+        <w:t xml:space="preserve">                 └──────────────┘</w:t>
       </w:r>
     </w:p>
     <w:p>
@@ -2710,7 +2897,34 @@
         <w:t xml:space="preserve"> </w:t>
       </w:r>
       <w:r>
-        <w:t xml:space="preserve">povas rekte transiri de</w:t>
+        <w:t xml:space="preserve">povas ekskludi librarian-on per unu sola gesto, per unuflanka decido de alia koordinad-in-o. Oni devas trairi</w:t>
+      </w:r>
+      <w:r>
+        <w:t xml:space="preserve"> </w:t>
+      </w:r>
+      <w:r>
+        <w:rPr>
+          <w:rStyle w:val="VerbatimChar"/>
+        </w:rPr>
+        <w:t xml:space="preserve">pending_removal</w:t>
+      </w:r>
+      <w:r>
+        <w:t xml:space="preserve"> </w:t>
+      </w:r>
+      <w:r>
+        <w:t xml:space="preserve">kaj atendi la karencperiodpon (aŭ ke la persono mem retrogradu sin).</w:t>
+      </w:r>
+    </w:p>
+    <w:p>
+      <w:pPr>
+        <w:pStyle w:val="Compact"/>
+        <w:numPr>
+          <w:ilvl w:val="0"/>
+          <w:numId w:val="1013"/>
+        </w:numPr>
+      </w:pPr>
+      <w:r>
+        <w:t xml:space="preserve">Oni ĉiam povas libervole forlasi sian propran</w:t>
       </w:r>
       <w:r>
         <w:t xml:space="preserve"> </w:t>
@@ -2725,7 +2939,89 @@
         <w:t xml:space="preserve"> </w:t>
       </w:r>
       <w:r>
-        <w:t xml:space="preserve">al</w:t>
+        <w:t xml:space="preserve">rolon (aŭtoretrogrado, rajto P3): la linio iras al</w:t>
+      </w:r>
+      <w:r>
+        <w:t xml:space="preserve"> </w:t>
+      </w:r>
+      <w:r>
+        <w:rPr>
+          <w:rStyle w:val="VerbatimChar"/>
+        </w:rPr>
+        <w:t xml:space="preserve">vacated</w:t>
+      </w:r>
+      <w:r>
+        <w:t xml:space="preserve">, tuj.</w:t>
+      </w:r>
+    </w:p>
+    <w:p>
+      <w:pPr>
+        <w:pStyle w:val="Compact"/>
+        <w:numPr>
+          <w:ilvl w:val="0"/>
+          <w:numId w:val="1013"/>
+        </w:numPr>
+      </w:pPr>
+      <w:r>
+        <w:rPr>
+          <w:rStyle w:val="VerbatimChar"/>
+        </w:rPr>
+        <w:t xml:space="preserve">suspended</w:t>
+      </w:r>
+      <w:r>
+        <w:t xml:space="preserve"> </w:t>
+      </w:r>
+      <w:r>
+        <w:t xml:space="preserve">havas</w:t>
+      </w:r>
+      <w:r>
+        <w:t xml:space="preserve"> </w:t>
+      </w:r>
+      <w:r>
+        <w:rPr>
+          <w:b/>
+          <w:bCs/>
+        </w:rPr>
+        <w:t xml:space="preserve">neniun</w:t>
+      </w:r>
+      <w:r>
+        <w:t xml:space="preserve"> </w:t>
+      </w:r>
+      <w:r>
+        <w:t xml:space="preserve">maksimuman daŭron. Ĝi ne estas karenco antaŭ ekskludo, ĝi estas konservativa rimedo — ĝi daŭras dum la deliberado.</w:t>
+      </w:r>
+    </w:p>
+    <w:p>
+      <w:pPr>
+        <w:pStyle w:val="Compact"/>
+        <w:numPr>
+          <w:ilvl w:val="0"/>
+          <w:numId w:val="1013"/>
+        </w:numPr>
+      </w:pPr>
+      <w:r>
+        <w:t xml:space="preserve">De fermita stato (</w:t>
+      </w:r>
+      <w:r>
+        <w:rPr>
+          <w:rStyle w:val="VerbatimChar"/>
+        </w:rPr>
+        <w:t xml:space="preserve">vacated</w:t>
+      </w:r>
+      <w:r>
+        <w:t xml:space="preserve">,</w:t>
+      </w:r>
+      <w:r>
+        <w:t xml:space="preserve"> </w:t>
+      </w:r>
+      <w:r>
+        <w:rPr>
+          <w:rStyle w:val="VerbatimChar"/>
+        </w:rPr>
+        <w:t xml:space="preserve">removed</w:t>
+      </w:r>
+      <w:r>
+        <w:t xml:space="preserve">,</w:t>
       </w:r>
       <w:r>
         <w:t xml:space="preserve"> </w:t>
@@ -2737,37 +3033,23 @@
         <w:t xml:space="preserve">inactive</w:t>
       </w:r>
       <w:r>
-        <w:t xml:space="preserve"> </w:t>
-      </w:r>
-      <w:r>
-        <w:t xml:space="preserve">por librarian per unuflanka decido de alia koordinad-in-o. Oni devas trairi</w:t>
-      </w:r>
-      <w:r>
-        <w:t xml:space="preserve"> </w:t>
-      </w:r>
-      <w:r>
-        <w:rPr>
-          <w:rStyle w:val="VerbatimChar"/>
-        </w:rPr>
-        <w:t xml:space="preserve">pending_removal</w:t>
-      </w:r>
-      <w:r>
-        <w:t xml:space="preserve"> </w:t>
-      </w:r>
-      <w:r>
-        <w:t xml:space="preserve">kaj atendi la karencperiodpon (aŭ ke la persono mem retrogradu sin).</w:t>
-      </w:r>
-    </w:p>
-    <w:p>
-      <w:pPr>
-        <w:pStyle w:val="Compact"/>
-        <w:numPr>
-          <w:ilvl w:val="0"/>
-          <w:numId w:val="1013"/>
-        </w:numPr>
-      </w:pPr>
-      <w:r>
-        <w:t xml:space="preserve">Oni ĉiam povas transiri de sia propra stato</w:t>
+        <w:t xml:space="preserve">), oni</w:t>
+      </w:r>
+      <w:r>
+        <w:t xml:space="preserve"> </w:t>
+      </w:r>
+      <w:r>
+        <w:rPr>
+          <w:b/>
+          <w:bCs/>
+        </w:rPr>
+        <w:t xml:space="preserve">ne reiras</w:t>
+      </w:r>
+      <w:r>
+        <w:t xml:space="preserve"> </w:t>
+      </w:r>
+      <w:r>
+        <w:t xml:space="preserve">rekte al</w:t>
       </w:r>
       <w:r>
         <w:t xml:space="preserve"> </w:t>
@@ -2779,114 +3061,7 @@
         <w:t xml:space="preserve">active</w:t>
       </w:r>
       <w:r>
-        <w:t xml:space="preserve"> </w:t>
-      </w:r>
-      <w:r>
-        <w:t xml:space="preserve">al</w:t>
-      </w:r>
-      <w:r>
-        <w:t xml:space="preserve"> </w:t>
-      </w:r>
-      <w:r>
-        <w:rPr>
-          <w:rStyle w:val="VerbatimChar"/>
-        </w:rPr>
-        <w:t xml:space="preserve">inactive</w:t>
-      </w:r>
-      <w:r>
-        <w:t xml:space="preserve"> </w:t>
-      </w:r>
-      <w:r>
-        <w:t xml:space="preserve">(aŭtoretrogrado, rajto P3).</w:t>
-      </w:r>
-    </w:p>
-    <w:p>
-      <w:pPr>
-        <w:pStyle w:val="Compact"/>
-        <w:numPr>
-          <w:ilvl w:val="0"/>
-          <w:numId w:val="1013"/>
-        </w:numPr>
-      </w:pPr>
-      <w:r>
-        <w:rPr>
-          <w:rStyle w:val="VerbatimChar"/>
-        </w:rPr>
-        <w:t xml:space="preserve">suspended</w:t>
-      </w:r>
-      <w:r>
-        <w:t xml:space="preserve"> </w:t>
-      </w:r>
-      <w:r>
-        <w:t xml:space="preserve">havas</w:t>
-      </w:r>
-      <w:r>
-        <w:t xml:space="preserve"> </w:t>
-      </w:r>
-      <w:r>
-        <w:rPr>
-          <w:b/>
-          <w:bCs/>
-        </w:rPr>
-        <w:t xml:space="preserve">neniun</w:t>
-      </w:r>
-      <w:r>
-        <w:t xml:space="preserve"> </w:t>
-      </w:r>
-      <w:r>
-        <w:t xml:space="preserve">maksimuman daŭron. Ĝi ne estas karenco antaŭ ekskludo, ĝi estas konservativa rimedo — ĝi daŭras dum la deliberado.</w:t>
-      </w:r>
-    </w:p>
-    <w:p>
-      <w:pPr>
-        <w:pStyle w:val="Compact"/>
-        <w:numPr>
-          <w:ilvl w:val="0"/>
-          <w:numId w:val="1013"/>
-        </w:numPr>
-      </w:pPr>
-      <w:r>
-        <w:t xml:space="preserve">De</w:t>
-      </w:r>
-      <w:r>
-        <w:t xml:space="preserve"> </w:t>
-      </w:r>
-      <w:r>
-        <w:rPr>
-          <w:rStyle w:val="VerbatimChar"/>
-        </w:rPr>
-        <w:t xml:space="preserve">inactive</w:t>
-      </w:r>
-      <w:r>
-        <w:t xml:space="preserve">, oni</w:t>
-      </w:r>
-      <w:r>
-        <w:t xml:space="preserve"> </w:t>
-      </w:r>
-      <w:r>
-        <w:rPr>
-          <w:b/>
-          <w:bCs/>
-        </w:rPr>
-        <w:t xml:space="preserve">ne reiras</w:t>
-      </w:r>
-      <w:r>
-        <w:t xml:space="preserve"> </w:t>
-      </w:r>
-      <w:r>
-        <w:t xml:space="preserve">al</w:t>
-      </w:r>
-      <w:r>
-        <w:t xml:space="preserve"> </w:t>
-      </w:r>
-      <w:r>
-        <w:rPr>
-          <w:rStyle w:val="VerbatimChar"/>
-        </w:rPr>
-        <w:t xml:space="preserve">active</w:t>
-      </w:r>
-      <w:r>
-        <w:t xml:space="preserve">. Por reintegri personon, oni kreas novan membreclinion. La historio estas konservita.</w:t>
+        <w:t xml:space="preserve">. Por reintegri personon, oni pasas tra la normala cirkvito — kiu reaktivigas la fermitan linion aŭ kreas novan. La historio estas konservita.</w:t>
       </w:r>
     </w:p>
     <w:bookmarkEnd w:id="30"/>
@@ -6132,7 +6307,7 @@
         <w:rPr>
           <w:rStyle w:val="VerbatimChar"/>
         </w:rPr>
-        <w:t xml:space="preserve">status='pending'</w:t>
+        <w:t xml:space="preserve">status='pending_validation'</w:t>
       </w:r>
       <w:r>
         <w:t xml:space="preserve">. Ri ricevas retmesaĝon klarigante, ke ri devas veni fizike prezentiĝi al la biblioteko.</w:t>
@@ -6710,13 +6885,40 @@
           <w:b/>
           <w:bCs/>
         </w:rPr>
-        <w:t xml:space="preserve">La plurobla membreco</w:t>
-      </w:r>
-      <w:r>
-        <w:t xml:space="preserve"> </w:t>
-      </w:r>
-      <w:r>
-        <w:t xml:space="preserve">(§5.6). Vi pensas, ke ĝi estas nenecese kompleksa kaj ke devus ekzisti unu sola rolo por persono por biblioteko. Tio estas datumodela decido, pli struktura ol ĝi ŝajnas. Porti tion kun la programist-in-oj.</w:t>
+        <w:t xml:space="preserve">La ekskluziva rolo</w:t>
+      </w:r>
+      <w:r>
+        <w:t xml:space="preserve"> </w:t>
+      </w:r>
+      <w:r>
+        <w:t xml:space="preserve">(§5.6). Vi pensas, ke persono devus povi kumuli plurajn aktivajn rolojn en la sama biblioteko (esti samtempe</w:t>
+      </w:r>
+      <w:r>
+        <w:t xml:space="preserve"> </w:t>
+      </w:r>
+      <w:r>
+        <w:rPr>
+          <w:rStyle w:val="VerbatimChar"/>
+        </w:rPr>
+        <w:t xml:space="preserve">librarian</w:t>
+      </w:r>
+      <w:r>
+        <w:t xml:space="preserve"> </w:t>
+      </w:r>
+      <w:r>
+        <w:t xml:space="preserve">kaj</w:t>
+      </w:r>
+      <w:r>
+        <w:t xml:space="preserve"> </w:t>
+      </w:r>
+      <w:r>
+        <w:rPr>
+          <w:rStyle w:val="VerbatimChar"/>
+        </w:rPr>
+        <w:t xml:space="preserve">coordenador</w:t>
+      </w:r>
+      <w:r>
+        <w:t xml:space="preserve">, ekzemple). Tio estas datumodela decido, pli struktura ol ĝi ŝajnas — kaj ĝi jam estis decidita en la alia direkto en majo 2026. Porti tion kun la programist-in-oj.</w:t>
       </w:r>
     </w:p>
     <w:p>
@@ -7240,10 +7442,41 @@
         <w:rPr>
           <w:rStyle w:val="VerbatimChar"/>
         </w:rPr>
+        <w:t xml:space="preserve">vacated</w:t>
+      </w:r>
+      <w:r>
+        <w:t xml:space="preserve"> </w:t>
+      </w:r>
+      <w:r>
+        <w:t xml:space="preserve">— la stato de la rolo</w:t>
+      </w:r>
+      <w:r>
+        <w:t xml:space="preserve"> </w:t>
+      </w:r>
+      <w:r>
+        <w:rPr>
+          <w:b/>
+          <w:bCs/>
+        </w:rPr>
+        <w:t xml:space="preserve">libervole forlasita</w:t>
+      </w:r>
+      <w:r>
+        <w:t xml:space="preserve">, malsama ol la</w:t>
+      </w:r>
+      <w:r>
+        <w:t xml:space="preserve"> </w:t>
+      </w:r>
+      <w:r>
+        <w:rPr>
+          <w:rStyle w:val="VerbatimChar"/>
+        </w:rPr>
         <w:t xml:space="preserve">inactive</w:t>
       </w:r>
       <w:r>
-        <w:t xml:space="preserve">.</w:t>
+        <w:t xml:space="preserve"> </w:t>
+      </w:r>
+      <w:r>
+        <w:t xml:space="preserve">de la forlasita konto.</w:t>
       </w:r>
     </w:p>
     <w:p>
@@ -7255,7 +7488,7 @@
         </w:numPr>
       </w:pPr>
       <w:r>
-        <w:t xml:space="preserve">Se vi ne havis jam la celitan membreecon (</w:t>
+        <w:t xml:space="preserve">Via malsupra-ranga linio (</w:t>
       </w:r>
       <w:r>
         <w:rPr>
@@ -7279,7 +7512,7 @@
         <w:t xml:space="preserve">librarian</w:t>
       </w:r>
       <w:r>
-        <w:t xml:space="preserve">), ĝi estas kreata kiel</w:t>
+        <w:t xml:space="preserve">, laŭ la elektita alteriĝo) estas reaktivigata se ĝi ekzistis — aŭ kreata kiel</w:t>
       </w:r>
       <w:r>
         <w:t xml:space="preserve"> </w:t>
@@ -7291,7 +7524,10 @@
         <w:t xml:space="preserve">active</w:t>
       </w:r>
       <w:r>
-        <w:t xml:space="preserve">.</w:t>
+        <w:t xml:space="preserve"> </w:t>
+      </w:r>
+      <w:r>
+        <w:t xml:space="preserve">alie.</w:t>
       </w:r>
     </w:p>
     <w:p>
@@ -7425,7 +7661,7 @@
         <w:rPr>
           <w:rStyle w:val="VerbatimChar"/>
         </w:rPr>
-        <w:t xml:space="preserve">inactive</w:t>
+        <w:t xml:space="preserve">vacated</w:t>
       </w:r>
       <w:r>
         <w:t xml:space="preserve">.</w:t>
@@ -8204,10 +8440,22 @@
         <w:rPr>
           <w:rStyle w:val="VerbatimChar"/>
         </w:rPr>
-        <w:t xml:space="preserve">inactive</w:t>
-      </w:r>
-      <w:r>
-        <w:t xml:space="preserve">.</w:t>
+        <w:t xml:space="preserve">removed</w:t>
+      </w:r>
+      <w:r>
+        <w:t xml:space="preserve">. La malsupra-ranga linio (fermita ĉe la promocio, kp. ekskluziva rolo §5.6) estas reaktivigata — aŭ</w:t>
+      </w:r>
+      <w:r>
+        <w:t xml:space="preserve"> </w:t>
+      </w:r>
+      <w:r>
+        <w:rPr>
+          <w:rStyle w:val="VerbatimChar"/>
+        </w:rPr>
+        <w:t xml:space="preserve">reader</w:t>
+      </w:r>
+      <w:r>
+        <w:t xml:space="preserve">-linio estas kreata : la persono forlasas la teamon, ne la bibliotekon.</w:t>
       </w:r>
       <w:r>
         <w:t xml:space="preserve"> </w:t>
@@ -9432,7 +9680,7 @@
               <w:rPr>
                 <w:rStyle w:val="VerbatimChar"/>
               </w:rPr>
-              <w:t xml:space="preserve">inactive</w:t>
+              <w:t xml:space="preserve">removed</w:t>
             </w:r>
           </w:p>
         </w:tc>
@@ -9829,10 +10077,10 @@
         <w:rPr>
           <w:rStyle w:val="VerbatimChar"/>
         </w:rPr>
-        <w:t xml:space="preserve">inactive</w:t>
-      </w:r>
-      <w:r>
-        <w:t xml:space="preserve">. Se ri havis paralelan</w:t>
+        <w:t xml:space="preserve">removed</w:t>
+      </w:r>
+      <w:r>
+        <w:t xml:space="preserve">. Ria antaŭa</w:t>
       </w:r>
       <w:r>
         <w:t xml:space="preserve"> </w:t>
@@ -9844,7 +10092,7 @@
         <w:t xml:space="preserve">librarian</w:t>
       </w:r>
       <w:r>
-        <w:t xml:space="preserve">-membreecon, ĝi restas aktiva (kaj la person-in-o « refalas »</w:t>
+        <w:t xml:space="preserve">-linio — fermita ĉe ria promocio (ekskluziva rolo, §5.6) — estas tiam reaktivigata : la person-in-o « refalas »</w:t>
       </w:r>
       <w:r>
         <w:t xml:space="preserve"> </w:t>
@@ -9856,7 +10104,7 @@
         <w:t xml:space="preserve">librarian</w:t>
       </w:r>
       <w:r>
-        <w:t xml:space="preserve">). Alie, ri refaras simplan</w:t>
+        <w:t xml:space="preserve">. Se ri neniam havis tian (alveno per kolegia salto), ri refaras simplan</w:t>
       </w:r>
       <w:r>
         <w:t xml:space="preserve"> </w:t>
@@ -10354,7 +10602,7 @@
         <w:rPr>
           <w:rStyle w:val="VerbatimChar"/>
         </w:rPr>
-        <w:t xml:space="preserve">inactive</w:t>
+        <w:t xml:space="preserve">vacated</w:t>
       </w:r>
       <w:r>
         <w:t xml:space="preserve">, trarondo de la kvarento. Politike, tio estas kohera : la rajto P3 (mem-malaltranigo) estas senkondica.</w:t>
@@ -11904,7 +12152,7 @@
         <w:t xml:space="preserve">2. Politika kontrolo</w:t>
       </w:r>
       <w:r>
-        <w:t xml:space="preserve">: ĉu la kolektivo ankoraŭ ekzistas? Ĉu ĝi volas daŭrigi sian ekziston? Se estas membroj sed ili simple lasis fali la teknikajn funkciojn, oni povas rekoopti novajn staff-in-ojn per ekster-laborflua kooptado.</w:t>
+        <w:t xml:space="preserve">: ĉu la kolektivo ankoraŭ ekzistas? Ĉu ĝi volas daŭrigi sian ekziston? Se estas membroj sed ili simple lasis fali la teknikajn funkciojn, oni povas rekonstrui koordinadon — per la kolegia cirkvito, kiel ĉie.</w:t>
       </w:r>
     </w:p>
     <w:p>
@@ -11916,22 +12164,107 @@
           <w:b/>
           <w:bCs/>
         </w:rPr>
-        <w:t xml:space="preserve">3. Ekster-laborflua kooptado</w:t>
-      </w:r>
-      <w:r>
-        <w:t xml:space="preserve"> </w:t>
-      </w:r>
-      <w:r>
-        <w:t xml:space="preserve">de ret-administrant-in-o, per rekta SQL aŭ per la UI (ret-administrant-in-o rajtas agi kiel koordinant-in-o+ sur iu ajn biblioteko, cf. ĉapitro 2). La ekster-laborflua kooptado devas esti spurita en la revizio-protokolo kun eksplicita kialo:</w:t>
-      </w:r>
-      <w:r>
-        <w:t xml:space="preserve"> </w:t>
-      </w:r>
-      <w:r>
-        <w:t xml:space="preserve">“Repreno de koordinado post vakanco, post kontakto kun la kolektivo de TT/MM, de ret-administrant-in-o X”</w:t>
-      </w:r>
-      <w:r>
-        <w:t xml:space="preserve">. Kaj — ŝlosila doktrina punkto —</w:t>
+        <w:t xml:space="preserve">3. Repreno per la kolegia cirkvito</w:t>
+      </w:r>
+      <w:r>
+        <w:t xml:space="preserve"> </w:t>
+      </w:r>
+      <w:r>
+        <w:rPr>
+          <w:i/>
+          <w:iCs/>
+        </w:rPr>
+        <w:t xml:space="preserve">(ekde la 01/09/2026 ne plu ekzistas « ekster-laborflua kooptado »: la rektaj promocioj estas kondamnitaj, ankaŭ por la ret-administrant-in-o)</w:t>
+      </w:r>
+      <w:r>
+        <w:t xml:space="preserve">. La ret-administrant-in-o rajtas</w:t>
+      </w:r>
+      <w:r>
+        <w:t xml:space="preserve"> </w:t>
+      </w:r>
+      <w:r>
+        <w:rPr>
+          <w:b/>
+          <w:bCs/>
+        </w:rPr>
+        <w:t xml:space="preserve">deponi koordinadan proponon</w:t>
+      </w:r>
+      <w:r>
+        <w:t xml:space="preserve"> </w:t>
+      </w:r>
+      <w:r>
+        <w:t xml:space="preserve">en iu ajn biblioteko (cf. ĉapitro 2). Se restas aktiva</w:t>
+      </w:r>
+      <w:r>
+        <w:t xml:space="preserve"> </w:t>
+      </w:r>
+      <w:r>
+        <w:rPr>
+          <w:rStyle w:val="VerbatimChar"/>
+        </w:rPr>
+        <w:t xml:space="preserve">librarian</w:t>
+      </w:r>
+      <w:r>
+        <w:t xml:space="preserve">, la propono povas celi rin. Se restas nur aktivaj</w:t>
+      </w:r>
+      <w:r>
+        <w:t xml:space="preserve"> </w:t>
+      </w:r>
+      <w:r>
+        <w:rPr>
+          <w:rStyle w:val="VerbatimChar"/>
+        </w:rPr>
+        <w:t xml:space="preserve">reader</w:t>
+      </w:r>
+      <w:r>
+        <w:t xml:space="preserve">-oj, la irebla vojo estas la</w:t>
+      </w:r>
+      <w:r>
+        <w:t xml:space="preserve"> </w:t>
+      </w:r>
+      <w:r>
+        <w:rPr>
+          <w:b/>
+          <w:bCs/>
+        </w:rPr>
+        <w:t xml:space="preserve">kolegia salto</w:t>
+      </w:r>
+      <w:r>
+        <w:t xml:space="preserve">: la loka kolektivo decidas aktivigi la agordon (</w:t>
+      </w:r>
+      <w:r>
+        <w:rPr>
+          <w:rStyle w:val="VerbatimChar"/>
+        </w:rPr>
+        <w:t xml:space="preserve">allow_direct_coordenador</w:t>
+      </w:r>
+      <w:r>
+        <w:t xml:space="preserve">), la ret-administrant-in-o deponas la proponon celantan aktivan reader-on, la bootstrap-kvorumo aplikiĝas (1 aprobo kiam la teamo estas tro malgranda), kaj la persono</w:t>
+      </w:r>
+      <w:r>
+        <w:t xml:space="preserve"> </w:t>
+      </w:r>
+      <w:r>
+        <w:rPr>
+          <w:b/>
+          <w:bCs/>
+        </w:rPr>
+        <w:t xml:space="preserve">akceptas</w:t>
+      </w:r>
+      <w:r>
+        <w:t xml:space="preserve">. Nenio fariĝas sen la kolektivo: la propono plenumas ĝian decidon, ĝi ne anstataŭas ĝin. La ago estas spurita (revizio-protokolo +</w:t>
+      </w:r>
+      <w:r>
+        <w:t xml:space="preserve"> </w:t>
+      </w:r>
+      <w:r>
+        <w:rPr>
+          <w:rStyle w:val="VerbatimChar"/>
+        </w:rPr>
+        <w:t xml:space="preserve">cross_library_actions_log</w:t>
+      </w:r>
+      <w:r>
+        <w:t xml:space="preserve">), kaj — ŝlosila doktrina punkto —</w:t>
       </w:r>
       <w:r>
         <w:t xml:space="preserve"> </w:t>
@@ -16047,29 +16380,29 @@
               <w:pStyle w:val="Compact"/>
             </w:pPr>
             <w:r>
-              <w:t xml:space="preserve">Kooptado (T1, T2)</w:t>
-            </w:r>
-          </w:p>
-        </w:tc>
-        <w:tc>
-          <w:tcPr/>
-          <w:p>
-            <w:pPr>
-              <w:pStyle w:val="Compact"/>
-            </w:pPr>
-            <w:r>
-              <w:t xml:space="preserve">✅</w:t>
-            </w:r>
-          </w:p>
-        </w:tc>
-        <w:tc>
-          <w:tcPr/>
-          <w:p>
-            <w:pPr>
-              <w:pStyle w:val="Compact"/>
-            </w:pPr>
-            <w:r>
-              <w:t xml:space="preserve">✅</w:t>
+              <w:t xml:space="preserve">Propono deponita (akcepto aŭ koordinado)</w:t>
+            </w:r>
+          </w:p>
+        </w:tc>
+        <w:tc>
+          <w:tcPr/>
+          <w:p>
+            <w:pPr>
+              <w:pStyle w:val="Compact"/>
+            </w:pPr>
+            <w:r>
+              <w:t xml:space="preserve">—</w:t>
+            </w:r>
+          </w:p>
+        </w:tc>
+        <w:tc>
+          <w:tcPr/>
+          <w:p>
+            <w:pPr>
+              <w:pStyle w:val="Compact"/>
+            </w:pPr>
+            <w:r>
+              <w:t xml:space="preserve">✅ por aprobi</w:t>
             </w:r>
           </w:p>
         </w:tc>
@@ -16093,29 +16426,29 @@
               <w:pStyle w:val="Compact"/>
             </w:pPr>
             <w:r>
-              <w:t xml:space="preserve">Mem-retrogradiĝo (T3, T4)</w:t>
-            </w:r>
-          </w:p>
-        </w:tc>
-        <w:tc>
-          <w:tcPr/>
-          <w:p>
-            <w:pPr>
-              <w:pStyle w:val="Compact"/>
-            </w:pPr>
-            <w:r>
-              <w:t xml:space="preserve">✅ konfirmo</w:t>
-            </w:r>
-          </w:p>
-        </w:tc>
-        <w:tc>
-          <w:tcPr/>
-          <w:p>
-            <w:pPr>
-              <w:pStyle w:val="Compact"/>
-            </w:pPr>
-            <w:r>
-              <w:t xml:space="preserve">✅</w:t>
+              <w:t xml:space="preserve">Propono preta (kvorumo atingita)</w:t>
+            </w:r>
+          </w:p>
+        </w:tc>
+        <w:tc>
+          <w:tcPr/>
+          <w:p>
+            <w:pPr>
+              <w:pStyle w:val="Compact"/>
+            </w:pPr>
+            <w:r>
+              <w:t xml:space="preserve">✅ por akcepti</w:t>
+            </w:r>
+          </w:p>
+        </w:tc>
+        <w:tc>
+          <w:tcPr/>
+          <w:p>
+            <w:pPr>
+              <w:pStyle w:val="Compact"/>
+            </w:pPr>
+            <w:r>
+              <w:t xml:space="preserve">—</w:t>
             </w:r>
           </w:p>
         </w:tc>
@@ -16139,18 +16472,18 @@
               <w:pStyle w:val="Compact"/>
             </w:pPr>
             <w:r>
-              <w:t xml:space="preserve">Forigpeto (T5)</w:t>
-            </w:r>
-          </w:p>
-        </w:tc>
-        <w:tc>
-          <w:tcPr/>
-          <w:p>
-            <w:pPr>
-              <w:pStyle w:val="Compact"/>
-            </w:pPr>
-            <w:r>
-              <w:t xml:space="preserve">✅</w:t>
+              <w:t xml:space="preserve">Kooptado plenumita (akcepto — T1, T2, T2b)</w:t>
+            </w:r>
+          </w:p>
+        </w:tc>
+        <w:tc>
+          <w:tcPr/>
+          <w:p>
+            <w:pPr>
+              <w:pStyle w:val="Compact"/>
+            </w:pPr>
+            <w:r>
+              <w:t xml:space="preserve">✅ bonveno</w:t>
             </w:r>
           </w:p>
         </w:tc>
@@ -16185,18 +16518,18 @@
               <w:pStyle w:val="Compact"/>
             </w:pPr>
             <w:r>
-              <w:t xml:space="preserve">Nuligo de peto (T8)</w:t>
-            </w:r>
-          </w:p>
-        </w:tc>
-        <w:tc>
-          <w:tcPr/>
-          <w:p>
-            <w:pPr>
-              <w:pStyle w:val="Compact"/>
-            </w:pPr>
-            <w:r>
-              <w:t xml:space="preserve">✅</w:t>
+              <w:t xml:space="preserve">Mem-retrogradiĝo (T3, T4)</w:t>
+            </w:r>
+          </w:p>
+        </w:tc>
+        <w:tc>
+          <w:tcPr/>
+          <w:p>
+            <w:pPr>
+              <w:pStyle w:val="Compact"/>
+            </w:pPr>
+            <w:r>
+              <w:t xml:space="preserve">✅ konfirmo</w:t>
             </w:r>
           </w:p>
         </w:tc>
@@ -16231,7 +16564,7 @@
               <w:pStyle w:val="Compact"/>
             </w:pPr>
             <w:r>
-              <w:t xml:space="preserve">Fino de karenco (J+7)</w:t>
+              <w:t xml:space="preserve">Forigpeto (T5)</w:t>
             </w:r>
           </w:p>
         </w:tc>
@@ -16277,18 +16610,18 @@
               <w:pStyle w:val="Compact"/>
             </w:pPr>
             <w:r>
-              <w:t xml:space="preserve">Suspendo (T6)</w:t>
-            </w:r>
-          </w:p>
-        </w:tc>
-        <w:tc>
-          <w:tcPr/>
-          <w:p>
-            <w:pPr>
-              <w:pStyle w:val="Compact"/>
-            </w:pPr>
-            <w:r>
-              <w:t xml:space="preserve">✅ urĝe</w:t>
+              <w:t xml:space="preserve">Nuligo de peto (T8)</w:t>
+            </w:r>
+          </w:p>
+        </w:tc>
+        <w:tc>
+          <w:tcPr/>
+          <w:p>
+            <w:pPr>
+              <w:pStyle w:val="Compact"/>
+            </w:pPr>
+            <w:r>
+              <w:t xml:space="preserve">✅</w:t>
             </w:r>
           </w:p>
         </w:tc>
@@ -16323,7 +16656,7 @@
               <w:pStyle w:val="Compact"/>
             </w:pPr>
             <w:r>
-              <w:t xml:space="preserve">Fino de suspendo (T7)</w:t>
+              <w:t xml:space="preserve">Fino de karenco (J+7)</w:t>
             </w:r>
           </w:p>
         </w:tc>
@@ -16369,29 +16702,29 @@
               <w:pStyle w:val="Compact"/>
             </w:pPr>
             <w:r>
-              <w:t xml:space="preserve">Aŭtomata eliro ĉe 9 monatoj (T9)</w:t>
-            </w:r>
-          </w:p>
-        </w:tc>
-        <w:tc>
-          <w:tcPr/>
-          <w:p>
-            <w:pPr>
-              <w:pStyle w:val="Compact"/>
-            </w:pPr>
-            <w:r>
-              <w:t xml:space="preserve">✅ memorigoj + fina</w:t>
-            </w:r>
-          </w:p>
-        </w:tc>
-        <w:tc>
-          <w:tcPr/>
-          <w:p>
-            <w:pPr>
-              <w:pStyle w:val="Compact"/>
-            </w:pPr>
-            <w:r>
-              <w:t xml:space="preserve">✅ (nur fina)</w:t>
+              <w:t xml:space="preserve">Suspendo (T6)</w:t>
+            </w:r>
+          </w:p>
+        </w:tc>
+        <w:tc>
+          <w:tcPr/>
+          <w:p>
+            <w:pPr>
+              <w:pStyle w:val="Compact"/>
+            </w:pPr>
+            <w:r>
+              <w:t xml:space="preserve">✅ urĝe</w:t>
+            </w:r>
+          </w:p>
+        </w:tc>
+        <w:tc>
+          <w:tcPr/>
+          <w:p>
+            <w:pPr>
+              <w:pStyle w:val="Compact"/>
+            </w:pPr>
+            <w:r>
+              <w:t xml:space="preserve">✅</w:t>
             </w:r>
           </w:p>
         </w:tc>
@@ -16415,7 +16748,7 @@
               <w:pStyle w:val="Compact"/>
             </w:pPr>
             <w:r>
-              <w:t xml:space="preserve">La lasta koordinant-in-o foriras</w:t>
+              <w:t xml:space="preserve">Fino de suspendo (T7)</w:t>
             </w:r>
           </w:p>
         </w:tc>
@@ -16437,18 +16770,18 @@
               <w:pStyle w:val="Compact"/>
             </w:pPr>
             <w:r>
-              <w:t xml:space="preserve">✅ (la koncernita)</w:t>
-            </w:r>
-          </w:p>
-        </w:tc>
-        <w:tc>
-          <w:tcPr/>
-          <w:p>
-            <w:pPr>
-              <w:pStyle w:val="Compact"/>
-            </w:pPr>
-            <w:r>
-              <w:t xml:space="preserve">✅ alarmo</w:t>
+              <w:t xml:space="preserve">✅</w:t>
+            </w:r>
+          </w:p>
+        </w:tc>
+        <w:tc>
+          <w:tcPr/>
+          <w:p>
+            <w:pPr>
+              <w:pStyle w:val="Compact"/>
+            </w:pPr>
+            <w:r>
+              <w:t xml:space="preserve">—</w:t>
             </w:r>
           </w:p>
         </w:tc>
@@ -16461,7 +16794,29 @@
               <w:pStyle w:val="Compact"/>
             </w:pPr>
             <w:r>
-              <w:t xml:space="preserve">Ret-administrant-in-a kooptado (propono)</w:t>
+              <w:t xml:space="preserve">Aŭtomata eliro ĉe 9 monatoj (T9)</w:t>
+            </w:r>
+          </w:p>
+        </w:tc>
+        <w:tc>
+          <w:tcPr/>
+          <w:p>
+            <w:pPr>
+              <w:pStyle w:val="Compact"/>
+            </w:pPr>
+            <w:r>
+              <w:t xml:space="preserve">✅ memorigoj + fina</w:t>
+            </w:r>
+          </w:p>
+        </w:tc>
+        <w:tc>
+          <w:tcPr/>
+          <w:p>
+            <w:pPr>
+              <w:pStyle w:val="Compact"/>
+            </w:pPr>
+            <w:r>
+              <w:t xml:space="preserve">✅ (nur fina)</w:t>
             </w:r>
           </w:p>
         </w:tc>
@@ -16473,28 +16828,6 @@
             </w:pPr>
             <w:r>
               <w:t xml:space="preserve">—</w:t>
-            </w:r>
-          </w:p>
-        </w:tc>
-        <w:tc>
-          <w:tcPr/>
-          <w:p>
-            <w:pPr>
-              <w:pStyle w:val="Compact"/>
-            </w:pPr>
-            <w:r>
-              <w:t xml:space="preserve">—</w:t>
-            </w:r>
-          </w:p>
-        </w:tc>
-        <w:tc>
-          <w:tcPr/>
-          <w:p>
-            <w:pPr>
-              <w:pStyle w:val="Compact"/>
-            </w:pPr>
-            <w:r>
-              <w:t xml:space="preserve">✅</w:t>
             </w:r>
           </w:p>
         </w:tc>
@@ -16507,40 +16840,40 @@
               <w:pStyle w:val="Compact"/>
             </w:pPr>
             <w:r>
-              <w:t xml:space="preserve">Ret-administrant-in-a kooptado (sukceso)</w:t>
-            </w:r>
-          </w:p>
-        </w:tc>
-        <w:tc>
-          <w:tcPr/>
-          <w:p>
-            <w:pPr>
-              <w:pStyle w:val="Compact"/>
-            </w:pPr>
-            <w:r>
-              <w:t xml:space="preserve">✅ bonveno</w:t>
-            </w:r>
-          </w:p>
-        </w:tc>
-        <w:tc>
-          <w:tcPr/>
-          <w:p>
-            <w:pPr>
-              <w:pStyle w:val="Compact"/>
-            </w:pPr>
-            <w:r>
-              <w:t xml:space="preserve">—</w:t>
-            </w:r>
-          </w:p>
-        </w:tc>
-        <w:tc>
-          <w:tcPr/>
-          <w:p>
-            <w:pPr>
-              <w:pStyle w:val="Compact"/>
-            </w:pPr>
-            <w:r>
-              <w:t xml:space="preserve">✅ resumo</w:t>
+              <w:t xml:space="preserve">La lasta koordinant-in-o foriras</w:t>
+            </w:r>
+          </w:p>
+        </w:tc>
+        <w:tc>
+          <w:tcPr/>
+          <w:p>
+            <w:pPr>
+              <w:pStyle w:val="Compact"/>
+            </w:pPr>
+            <w:r>
+              <w:t xml:space="preserve">✅</w:t>
+            </w:r>
+          </w:p>
+        </w:tc>
+        <w:tc>
+          <w:tcPr/>
+          <w:p>
+            <w:pPr>
+              <w:pStyle w:val="Compact"/>
+            </w:pPr>
+            <w:r>
+              <w:t xml:space="preserve">✅ (la koncernita)</w:t>
+            </w:r>
+          </w:p>
+        </w:tc>
+        <w:tc>
+          <w:tcPr/>
+          <w:p>
+            <w:pPr>
+              <w:pStyle w:val="Compact"/>
+            </w:pPr>
+            <w:r>
+              <w:t xml:space="preserve">✅ alarmo</w:t>
             </w:r>
           </w:p>
         </w:tc>
@@ -16553,18 +16886,18 @@
               <w:pStyle w:val="Compact"/>
             </w:pPr>
             <w:r>
-              <w:t xml:space="preserve">Ret-administrant-in-a kooptado (malakcepto)</w:t>
-            </w:r>
-          </w:p>
-        </w:tc>
-        <w:tc>
-          <w:tcPr/>
-          <w:p>
-            <w:pPr>
-              <w:pStyle w:val="Compact"/>
-            </w:pPr>
-            <w:r>
-              <w:t xml:space="preserve">✅ kun pravigo</w:t>
+              <w:t xml:space="preserve">Ret-administrant-in-a kooptado (propono)</w:t>
+            </w:r>
+          </w:p>
+        </w:tc>
+        <w:tc>
+          <w:tcPr/>
+          <w:p>
+            <w:pPr>
+              <w:pStyle w:val="Compact"/>
+            </w:pPr>
+            <w:r>
+              <w:t xml:space="preserve">—</w:t>
             </w:r>
           </w:p>
         </w:tc>
@@ -16599,18 +16932,18 @@
               <w:pStyle w:val="Compact"/>
             </w:pPr>
             <w:r>
-              <w:t xml:space="preserve">Kolektiva forigo de ret-administrant-in-o</w:t>
-            </w:r>
-          </w:p>
-        </w:tc>
-        <w:tc>
-          <w:tcPr/>
-          <w:p>
-            <w:pPr>
-              <w:pStyle w:val="Compact"/>
-            </w:pPr>
-            <w:r>
-              <w:t xml:space="preserve">✅</w:t>
+              <w:t xml:space="preserve">Ret-administrant-in-a kooptado (sukceso)</w:t>
+            </w:r>
+          </w:p>
+        </w:tc>
+        <w:tc>
+          <w:tcPr/>
+          <w:p>
+            <w:pPr>
+              <w:pStyle w:val="Compact"/>
+            </w:pPr>
+            <w:r>
+              <w:t xml:space="preserve">✅ bonveno</w:t>
             </w:r>
           </w:p>
         </w:tc>
@@ -16632,7 +16965,7 @@
               <w:pStyle w:val="Compact"/>
             </w:pPr>
             <w:r>
-              <w:t xml:space="preserve">✅</w:t>
+              <w:t xml:space="preserve">✅ resumo</w:t>
             </w:r>
           </w:p>
         </w:tc>
@@ -16645,6 +16978,98 @@
               <w:pStyle w:val="Compact"/>
             </w:pPr>
             <w:r>
+              <w:t xml:space="preserve">Ret-administrant-in-a kooptado (malakcepto)</w:t>
+            </w:r>
+          </w:p>
+        </w:tc>
+        <w:tc>
+          <w:tcPr/>
+          <w:p>
+            <w:pPr>
+              <w:pStyle w:val="Compact"/>
+            </w:pPr>
+            <w:r>
+              <w:t xml:space="preserve">✅ kun pravigo</w:t>
+            </w:r>
+          </w:p>
+        </w:tc>
+        <w:tc>
+          <w:tcPr/>
+          <w:p>
+            <w:pPr>
+              <w:pStyle w:val="Compact"/>
+            </w:pPr>
+            <w:r>
+              <w:t xml:space="preserve">—</w:t>
+            </w:r>
+          </w:p>
+        </w:tc>
+        <w:tc>
+          <w:tcPr/>
+          <w:p>
+            <w:pPr>
+              <w:pStyle w:val="Compact"/>
+            </w:pPr>
+            <w:r>
+              <w:t xml:space="preserve">✅</w:t>
+            </w:r>
+          </w:p>
+        </w:tc>
+      </w:tr>
+      <w:tr>
+        <w:tc>
+          <w:tcPr/>
+          <w:p>
+            <w:pPr>
+              <w:pStyle w:val="Compact"/>
+            </w:pPr>
+            <w:r>
+              <w:t xml:space="preserve">Kolektiva forigo de ret-administrant-in-o</w:t>
+            </w:r>
+          </w:p>
+        </w:tc>
+        <w:tc>
+          <w:tcPr/>
+          <w:p>
+            <w:pPr>
+              <w:pStyle w:val="Compact"/>
+            </w:pPr>
+            <w:r>
+              <w:t xml:space="preserve">✅</w:t>
+            </w:r>
+          </w:p>
+        </w:tc>
+        <w:tc>
+          <w:tcPr/>
+          <w:p>
+            <w:pPr>
+              <w:pStyle w:val="Compact"/>
+            </w:pPr>
+            <w:r>
+              <w:t xml:space="preserve">—</w:t>
+            </w:r>
+          </w:p>
+        </w:tc>
+        <w:tc>
+          <w:tcPr/>
+          <w:p>
+            <w:pPr>
+              <w:pStyle w:val="Compact"/>
+            </w:pPr>
+            <w:r>
+              <w:t xml:space="preserve">✅</w:t>
+            </w:r>
+          </w:p>
+        </w:tc>
+      </w:tr>
+      <w:tr>
+        <w:tc>
+          <w:tcPr/>
+          <w:p>
+            <w:pPr>
+              <w:pStyle w:val="Compact"/>
+            </w:pPr>
+            <w:r>
               <w:t xml:space="preserve">Trans-biblioteka interveno</w:t>
             </w:r>
           </w:p>
@@ -16684,6 +17109,79 @@
         </w:tc>
       </w:tr>
     </w:tbl>
+    <w:p>
+      <w:pPr>
+        <w:pStyle w:val="BodyText"/>
+      </w:pPr>
+      <w:r>
+        <w:t xml:space="preserve">Du precizigoj pri la retmesaĝoj de la invita cirkvito:</w:t>
+      </w:r>
+    </w:p>
+    <w:p>
+      <w:pPr>
+        <w:pStyle w:val="Compact"/>
+        <w:numPr>
+          <w:ilvl w:val="0"/>
+          <w:numId w:val="1061"/>
+        </w:numPr>
+      </w:pPr>
+      <w:r>
+        <w:rPr>
+          <w:b/>
+          <w:bCs/>
+        </w:rPr>
+        <w:t xml:space="preserve">Akcepti iun kaj konfidi al ri la koordinadon ne estas la sama ago</w:t>
+      </w:r>
+      <w:r>
+        <w:t xml:space="preserve">: la retmesaĝoj de koordinada propono havas siajn proprajn tekstojn, malsamajn ol tiuj de la akcepto en la teamon.</w:t>
+      </w:r>
+    </w:p>
+    <w:p>
+      <w:pPr>
+        <w:pStyle w:val="Compact"/>
+        <w:numPr>
+          <w:ilvl w:val="0"/>
+          <w:numId w:val="1061"/>
+        </w:numPr>
+      </w:pPr>
+      <w:r>
+        <w:rPr>
+          <w:b/>
+          <w:bCs/>
+        </w:rPr>
+        <w:t xml:space="preserve">Kolegia salto diras sian nomon</w:t>
+      </w:r>
+      <w:r>
+        <w:t xml:space="preserve">: kiam koordinada propono celas personon kiu ankoraŭ ne estas team-membro (salto</w:t>
+      </w:r>
+      <w:r>
+        <w:t xml:space="preserve"> </w:t>
+      </w:r>
+      <w:r>
+        <w:rPr>
+          <w:rStyle w:val="VerbatimChar"/>
+        </w:rPr>
+        <w:t xml:space="preserve">reader</w:t>
+      </w:r>
+      <w:r>
+        <w:t xml:space="preserve"> </w:t>
+      </w:r>
+      <w:r>
+        <w:t xml:space="preserve">→</w:t>
+      </w:r>
+      <w:r>
+        <w:t xml:space="preserve"> </w:t>
+      </w:r>
+      <w:r>
+        <w:rPr>
+          <w:rStyle w:val="VerbatimChar"/>
+        </w:rPr>
+        <w:t xml:space="preserve">coordenador</w:t>
+      </w:r>
+      <w:r>
+        <w:t xml:space="preserve">, §5.3), la propon- kaj akcept-retmesaĝoj uzas dediĉitajn enkondukojn kiuj diras tion eksplicite — la aprobo kiel la akcepto okazas kun plena scio.</w:t>
+      </w:r>
+    </w:p>
     <w:bookmarkEnd w:id="149"/>
     <w:bookmarkStart w:id="150" w:name="la-tono-de-la-retmesaĝoj"/>
     <w:p>
@@ -16824,7 +17322,7 @@
         <w:pStyle w:val="Compact"/>
         <w:numPr>
           <w:ilvl w:val="0"/>
-          <w:numId w:val="1061"/>
+          <w:numId w:val="1062"/>
         </w:numPr>
       </w:pPr>
       <w:r>
@@ -16862,7 +17360,7 @@
         <w:pStyle w:val="Compact"/>
         <w:numPr>
           <w:ilvl w:val="0"/>
-          <w:numId w:val="1061"/>
+          <w:numId w:val="1062"/>
         </w:numPr>
       </w:pPr>
       <w:r>
@@ -16911,7 +17409,7 @@
         <w:pStyle w:val="Compact"/>
         <w:numPr>
           <w:ilvl w:val="0"/>
-          <w:numId w:val="1062"/>
+          <w:numId w:val="1063"/>
         </w:numPr>
       </w:pPr>
       <w:r>
@@ -16933,7 +17431,7 @@
         <w:pStyle w:val="Compact"/>
         <w:numPr>
           <w:ilvl w:val="0"/>
-          <w:numId w:val="1062"/>
+          <w:numId w:val="1063"/>
         </w:numPr>
       </w:pPr>
       <w:r>
@@ -17398,7 +17896,7 @@
         <w:pStyle w:val="Compact"/>
         <w:numPr>
           <w:ilvl w:val="0"/>
-          <w:numId w:val="1063"/>
+          <w:numId w:val="1064"/>
         </w:numPr>
       </w:pPr>
       <w:r>
@@ -17435,7 +17933,7 @@
         <w:pStyle w:val="Compact"/>
         <w:numPr>
           <w:ilvl w:val="0"/>
-          <w:numId w:val="1063"/>
+          <w:numId w:val="1064"/>
         </w:numPr>
       </w:pPr>
       <w:r>
@@ -17462,7 +17960,7 @@
         <w:pStyle w:val="Compact"/>
         <w:numPr>
           <w:ilvl w:val="0"/>
-          <w:numId w:val="1063"/>
+          <w:numId w:val="1064"/>
         </w:numPr>
       </w:pPr>
       <w:r>
@@ -17495,35 +17993,80 @@
         <w:t xml:space="preserve">librarian</w:t>
       </w:r>
       <w:r>
+        <w:t xml:space="preserve">. Kampo « Raison » : « décision AG du 04/05 » (doktrino 1, strikta atendo). Konfirmas : la</w:t>
+      </w:r>
+      <w:r>
+        <w:t xml:space="preserve"> </w:t>
+      </w:r>
+      <w:r>
+        <w:rPr>
+          <w:b/>
+          <w:bCs/>
+        </w:rPr>
+        <w:t xml:space="preserve">propono</w:t>
+      </w:r>
+      <w:r>
+        <w:t xml:space="preserve"> </w:t>
+      </w:r>
+      <w:r>
+        <w:t xml:space="preserve">estas deponita.</w:t>
+      </w:r>
+    </w:p>
+    <w:p>
+      <w:pPr>
+        <w:pStyle w:val="Compact"/>
+        <w:numPr>
+          <w:ilvl w:val="0"/>
+          <w:numId w:val="1064"/>
+        </w:numPr>
+      </w:pPr>
+      <w:r>
+        <w:t xml:space="preserve">Lucy (alia koordinant-in-o) ricevas la aprob-retmesaĝon kaj</w:t>
+      </w:r>
+      <w:r>
+        <w:t xml:space="preserve"> </w:t>
+      </w:r>
+      <w:r>
+        <w:rPr>
+          <w:b/>
+          <w:bCs/>
+        </w:rPr>
+        <w:t xml:space="preserve">ratifikas</w:t>
+      </w:r>
+      <w:r>
+        <w:t xml:space="preserve"> </w:t>
+      </w:r>
+      <w:r>
+        <w:t xml:space="preserve">la proponon — dua rigardo, ne formalaĵo.</w:t>
+      </w:r>
+    </w:p>
+    <w:p>
+      <w:pPr>
+        <w:pStyle w:val="Compact"/>
+        <w:numPr>
+          <w:ilvl w:val="0"/>
+          <w:numId w:val="1064"/>
+        </w:numPr>
+      </w:pPr>
+      <w:r>
+        <w:t xml:space="preserve">Voltairine ricevas retpoŝton : invito aliĝi al la teamo atendas rin en ria konto. Ri</w:t>
+      </w:r>
+      <w:r>
+        <w:t xml:space="preserve"> </w:t>
+      </w:r>
+      <w:r>
+        <w:rPr>
+          <w:b/>
+          <w:bCs/>
+        </w:rPr>
+        <w:t xml:space="preserve">akceptas</w:t>
+      </w:r>
+      <w:r>
         <w:t xml:space="preserve">.</w:t>
       </w:r>
     </w:p>
     <w:p>
       <w:pPr>
-        <w:pStyle w:val="Compact"/>
-        <w:numPr>
-          <w:ilvl w:val="0"/>
-          <w:numId w:val="1063"/>
-        </w:numPr>
-      </w:pPr>
-      <w:r>
-        <w:t xml:space="preserve">Kampo « Raison » : « décision AG du 04/05 » (doktrino 1, strikta atendo).</w:t>
-      </w:r>
-    </w:p>
-    <w:p>
-      <w:pPr>
-        <w:pStyle w:val="Compact"/>
-        <w:numPr>
-          <w:ilvl w:val="0"/>
-          <w:numId w:val="1063"/>
-        </w:numPr>
-      </w:pPr>
-      <w:r>
-        <w:t xml:space="preserve">Konfirmas.</w:t>
-      </w:r>
-    </w:p>
-    <w:p>
-      <w:pPr>
         <w:pStyle w:val="FirstParagraph"/>
       </w:pPr>
       <w:r>
@@ -17531,48 +18074,63 @@
           <w:b/>
           <w:bCs/>
         </w:rPr>
-        <w:t xml:space="preserve">Tuja efekto.</w:t>
-      </w:r>
-    </w:p>
-    <w:p>
-      <w:pPr>
-        <w:pStyle w:val="Compact"/>
-        <w:numPr>
-          <w:ilvl w:val="0"/>
-          <w:numId w:val="1064"/>
-        </w:numPr>
-      </w:pPr>
-      <w:r>
-        <w:t xml:space="preserve">Voltairine ricevas retpoŝton : « Saluton Voltairine, vi estis nomita librarian de la BLMF de Emma G. laŭ :</w:t>
-      </w:r>
-      <w:r>
-        <w:t xml:space="preserve"> </w:t>
-      </w:r>
-      <w:r>
-        <w:t xml:space="preserve">“décision AG du 04/05”</w:t>
-      </w:r>
-      <w:r>
-        <w:t xml:space="preserve">. Viaj novaj rajtoj estas aktivaj. Bonvenon en la teamon. »</w:t>
-      </w:r>
-    </w:p>
-    <w:p>
-      <w:pPr>
-        <w:pStyle w:val="Compact"/>
-        <w:numPr>
-          <w:ilvl w:val="0"/>
-          <w:numId w:val="1064"/>
-        </w:numPr>
-      </w:pPr>
-      <w:r>
-        <w:t xml:space="preserve">La aliaj aktivaj koordinant-in-oj de la BLMF (Lucy kaj Piotr) ricevas informan retpoŝton.</w:t>
-      </w:r>
-    </w:p>
-    <w:p>
-      <w:pPr>
-        <w:pStyle w:val="Compact"/>
-        <w:numPr>
-          <w:ilvl w:val="0"/>
-          <w:numId w:val="1064"/>
+        <w:t xml:space="preserve">Efiko ĉe la akcepto.</w:t>
+      </w:r>
+    </w:p>
+    <w:p>
+      <w:pPr>
+        <w:pStyle w:val="Compact"/>
+        <w:numPr>
+          <w:ilvl w:val="0"/>
+          <w:numId w:val="1065"/>
+        </w:numPr>
+      </w:pPr>
+      <w:r>
+        <w:t xml:space="preserve">La</w:t>
+      </w:r>
+      <w:r>
+        <w:t xml:space="preserve"> </w:t>
+      </w:r>
+      <w:r>
+        <w:rPr>
+          <w:rStyle w:val="VerbatimChar"/>
+        </w:rPr>
+        <w:t xml:space="preserve">librarian</w:t>
+      </w:r>
+      <w:r>
+        <w:t xml:space="preserve">-linio de Voltairine iĝas aktiva ; ria</w:t>
+      </w:r>
+      <w:r>
+        <w:t xml:space="preserve"> </w:t>
+      </w:r>
+      <w:r>
+        <w:rPr>
+          <w:rStyle w:val="VerbatimChar"/>
+        </w:rPr>
+        <w:t xml:space="preserve">reader</w:t>
+      </w:r>
+      <w:r>
+        <w:t xml:space="preserve">-linio fermiĝas (ekskluziva rolo, §5.6).</w:t>
+      </w:r>
+    </w:p>
+    <w:p>
+      <w:pPr>
+        <w:pStyle w:val="Compact"/>
+        <w:numPr>
+          <w:ilvl w:val="0"/>
+          <w:numId w:val="1065"/>
+        </w:numPr>
+      </w:pPr>
+      <w:r>
+        <w:t xml:space="preserve">Voltairine ricevas bonvenigan retpoŝton ; la aktivaj koordinant-in-oj de la BLMF (Emma, Lucy, Piotr) ricevas informan retpoŝton.</w:t>
+      </w:r>
+    </w:p>
+    <w:p>
+      <w:pPr>
+        <w:pStyle w:val="Compact"/>
+        <w:numPr>
+          <w:ilvl w:val="0"/>
+          <w:numId w:val="1065"/>
         </w:numPr>
       </w:pPr>
       <w:r>
@@ -17585,7 +18143,53 @@
         <w:rPr>
           <w:rStyle w:val="VerbatimChar"/>
         </w:rPr>
-        <w:t xml:space="preserve">2026-05-05 14:30 — Emma G. a promu Voltairine d.C. librarian (raison: décision AG du 04/05)</w:t>
+        <w:t xml:space="preserve">promoted_to_librarian</w:t>
+      </w:r>
+      <w:r>
+        <w:t xml:space="preserve">, kun la propono, la aprobo kaj la akcepto spureblaj.</w:t>
+      </w:r>
+    </w:p>
+    <w:p>
+      <w:pPr>
+        <w:pStyle w:val="FirstParagraph"/>
+      </w:pPr>
+      <w:r>
+        <w:rPr>
+          <w:b/>
+          <w:bCs/>
+        </w:rPr>
+        <w:t xml:space="preserve">Komento.</w:t>
+      </w:r>
+    </w:p>
+    <w:p>
+      <w:pPr>
+        <w:pStyle w:val="BodyText"/>
+      </w:pPr>
+      <w:r>
+        <w:t xml:space="preserve">Plej simpla kazo. La SIGB plenumas prave la decidon de la kolektivo, en tri tempoj : Emma proponas, Lucy aprobas, Voltairine akceptas. Neniu decidis ion sole — kaj Voltairine eniras la teamon nur ĉar ri tion</w:t>
+      </w:r>
+      <w:r>
+        <w:t xml:space="preserve"> </w:t>
+      </w:r>
+      <w:r>
+        <w:rPr>
+          <w:b/>
+          <w:bCs/>
+        </w:rPr>
+        <w:t xml:space="preserve">diris</w:t>
+      </w:r>
+      <w:r>
+        <w:t xml:space="preserve">, en la programaro kiel en la AG</w:t>
+      </w:r>
+      <w:r>
+        <w:t xml:space="preserve"> </w:t>
+      </w:r>
+      <w:r>
+        <w:rPr>
+          <w:i/>
+          <w:iCs/>
+        </w:rPr>
+        <w:t xml:space="preserve">(refaro de la 01/09/2026 : antaŭ tiu dato, la promocio estis rekta kaj tuja)</w:t>
       </w:r>
       <w:r>
         <w:t xml:space="preserve">.</w:t>
@@ -17593,29 +18197,9 @@
     </w:p>
     <w:p>
       <w:pPr>
-        <w:pStyle w:val="FirstParagraph"/>
-      </w:pPr>
-      <w:r>
-        <w:rPr>
-          <w:b/>
-          <w:bCs/>
-        </w:rPr>
-        <w:t xml:space="preserve">Komento.</w:t>
-      </w:r>
-    </w:p>
-    <w:p>
-      <w:pPr>
         <w:pStyle w:val="BodyText"/>
       </w:pPr>
       <w:r>
-        <w:t xml:space="preserve">Plej simpla kazo. La SIGB plenumas prave la decidon de la kolektivo. Emma nenion decidis politike — ri klakis por plenumi tion, kio estis decidita ekster la programaro.</w:t>
-      </w:r>
-    </w:p>
-    <w:p>
-      <w:pPr>
-        <w:pStyle w:val="BodyText"/>
-      </w:pPr>
-      <w:r>
         <w:rPr>
           <w:b/>
           <w:bCs/>
@@ -17626,7 +18210,7 @@
         <w:t xml:space="preserve"> </w:t>
       </w:r>
       <w:r>
-        <w:t xml:space="preserve">kontroli ke la AG vere okazis, ke la decido vere estis prenita, ke Voltairine vere konsentas. Tiuj aferoj estas</w:t>
+        <w:t xml:space="preserve">kontroli ke la AG vere okazis, nek ke la decido vere estis prenita. Tiuj aferoj restas</w:t>
       </w:r>
       <w:r>
         <w:t xml:space="preserve"> </w:t>
@@ -17639,7 +18223,7 @@
         <w:t xml:space="preserve">ekster la programaro</w:t>
       </w:r>
       <w:r>
-        <w:t xml:space="preserve">. Se Emma estus mensoginta pri la AG, la SIGB nenion vidus. La politika kulturo de la BLMF estas tio, kio malhelpas tiun menson (kaj la protokolo igas ĝin a posteriori spurebla).</w:t>
+        <w:t xml:space="preserve">. Se Emma estus mensoginta pri la AG, Lucy devus aprobi la mensogon kaj Voltairine ĝin akcepti — la cirkvito multekostigas la fraŭdon, ĝi ne senutiligas la politikan kulturon.</w:t>
       </w:r>
     </w:p>
     <w:bookmarkEnd w:id="157"/>
@@ -17687,7 +18271,7 @@
         <w:pStyle w:val="Compact"/>
         <w:numPr>
           <w:ilvl w:val="0"/>
-          <w:numId w:val="1065"/>
+          <w:numId w:val="1066"/>
         </w:numPr>
       </w:pPr>
       <w:r>
@@ -17724,7 +18308,7 @@
         <w:pStyle w:val="Compact"/>
         <w:numPr>
           <w:ilvl w:val="0"/>
-          <w:numId w:val="1065"/>
+          <w:numId w:val="1066"/>
         </w:numPr>
       </w:pPr>
       <w:r>
@@ -17761,7 +18345,7 @@
         <w:pStyle w:val="Compact"/>
         <w:numPr>
           <w:ilvl w:val="0"/>
-          <w:numId w:val="1065"/>
+          <w:numId w:val="1066"/>
         </w:numPr>
       </w:pPr>
       <w:r>
@@ -17773,7 +18357,7 @@
         <w:pStyle w:val="Compact"/>
         <w:numPr>
           <w:ilvl w:val="0"/>
-          <w:numId w:val="1065"/>
+          <w:numId w:val="1066"/>
         </w:numPr>
       </w:pPr>
       <w:r>
@@ -17785,7 +18369,7 @@
         <w:pStyle w:val="Compact"/>
         <w:numPr>
           <w:ilvl w:val="0"/>
-          <w:numId w:val="1065"/>
+          <w:numId w:val="1066"/>
         </w:numPr>
       </w:pPr>
       <w:r>
@@ -17809,7 +18393,7 @@
         <w:pStyle w:val="Compact"/>
         <w:numPr>
           <w:ilvl w:val="0"/>
-          <w:numId w:val="1066"/>
+          <w:numId w:val="1067"/>
         </w:numPr>
       </w:pPr>
       <w:r>
@@ -17837,22 +18421,25 @@
         <w:rPr>
           <w:rStyle w:val="VerbatimChar"/>
         </w:rPr>
-        <w:t xml:space="preserve">inactive</w:t>
-      </w:r>
-      <w:r>
-        <w:t xml:space="preserve">.</w:t>
-      </w:r>
-    </w:p>
-    <w:p>
-      <w:pPr>
-        <w:pStyle w:val="Compact"/>
-        <w:numPr>
-          <w:ilvl w:val="0"/>
-          <w:numId w:val="1066"/>
-        </w:numPr>
-      </w:pPr>
-      <w:r>
-        <w:t xml:space="preserve">Ria membership</w:t>
+        <w:t xml:space="preserve">vacated</w:t>
+      </w:r>
+      <w:r>
+        <w:t xml:space="preserve"> </w:t>
+      </w:r>
+      <w:r>
+        <w:t xml:space="preserve">(rolo libervole forlasita).</w:t>
+      </w:r>
+    </w:p>
+    <w:p>
+      <w:pPr>
+        <w:pStyle w:val="Compact"/>
+        <w:numPr>
+          <w:ilvl w:val="0"/>
+          <w:numId w:val="1067"/>
+        </w:numPr>
+      </w:pPr>
+      <w:r>
+        <w:t xml:space="preserve">Ria</w:t>
       </w:r>
       <w:r>
         <w:t xml:space="preserve"> </w:t>
@@ -17864,30 +18451,15 @@
         <w:t xml:space="preserve">librarian</w:t>
       </w:r>
       <w:r>
-        <w:t xml:space="preserve"> </w:t>
-      </w:r>
-      <w:r>
-        <w:t xml:space="preserve">(kiu ekzistis paralele) restas</w:t>
-      </w:r>
-      <w:r>
-        <w:t xml:space="preserve"> </w:t>
-      </w:r>
-      <w:r>
-        <w:rPr>
-          <w:rStyle w:val="VerbatimChar"/>
-        </w:rPr>
-        <w:t xml:space="preserve">active</w:t>
-      </w:r>
-      <w:r>
-        <w:t xml:space="preserve">.</w:t>
-      </w:r>
-    </w:p>
-    <w:p>
-      <w:pPr>
-        <w:pStyle w:val="Compact"/>
-        <w:numPr>
-          <w:ilvl w:val="0"/>
-          <w:numId w:val="1066"/>
+        <w:t xml:space="preserve">-linio — fermita ĉe ria promocio al la koordinado (ekskluziva rolo, §5.6) — estas reaktivigata.</w:t>
+      </w:r>
+    </w:p>
+    <w:p>
+      <w:pPr>
+        <w:pStyle w:val="Compact"/>
+        <w:numPr>
+          <w:ilvl w:val="0"/>
+          <w:numId w:val="1067"/>
         </w:numPr>
       </w:pPr>
       <w:r>
@@ -17899,7 +18471,7 @@
         <w:pStyle w:val="Compact"/>
         <w:numPr>
           <w:ilvl w:val="0"/>
-          <w:numId w:val="1066"/>
+          <w:numId w:val="1067"/>
         </w:numPr>
       </w:pPr>
       <w:r>
@@ -17911,7 +18483,7 @@
         <w:pStyle w:val="Compact"/>
         <w:numPr>
           <w:ilvl w:val="0"/>
-          <w:numId w:val="1066"/>
+          <w:numId w:val="1067"/>
         </w:numPr>
       </w:pPr>
       <w:r>
@@ -18013,7 +18585,7 @@
         <w:pStyle w:val="Compact"/>
         <w:numPr>
           <w:ilvl w:val="0"/>
-          <w:numId w:val="1067"/>
+          <w:numId w:val="1068"/>
         </w:numPr>
       </w:pPr>
       <w:r>
@@ -18050,7 +18622,7 @@
         <w:pStyle w:val="Compact"/>
         <w:numPr>
           <w:ilvl w:val="0"/>
-          <w:numId w:val="1067"/>
+          <w:numId w:val="1068"/>
         </w:numPr>
       </w:pPr>
       <w:r>
@@ -18075,7 +18647,7 @@
         <w:pStyle w:val="Compact"/>
         <w:numPr>
           <w:ilvl w:val="0"/>
-          <w:numId w:val="1067"/>
+          <w:numId w:val="1068"/>
         </w:numPr>
       </w:pPr>
       <w:r>
@@ -18087,7 +18659,7 @@
         <w:pStyle w:val="Compact"/>
         <w:numPr>
           <w:ilvl w:val="0"/>
-          <w:numId w:val="1067"/>
+          <w:numId w:val="1068"/>
         </w:numPr>
       </w:pPr>
       <w:r>
@@ -18099,7 +18671,7 @@
         <w:pStyle w:val="Compact"/>
         <w:numPr>
           <w:ilvl w:val="0"/>
-          <w:numId w:val="1067"/>
+          <w:numId w:val="1068"/>
         </w:numPr>
       </w:pPr>
       <w:r>
@@ -18123,7 +18695,7 @@
         <w:pStyle w:val="Compact"/>
         <w:numPr>
           <w:ilvl w:val="0"/>
-          <w:numId w:val="1068"/>
+          <w:numId w:val="1069"/>
         </w:numPr>
       </w:pPr>
       <w:r>
@@ -18159,7 +18731,7 @@
         <w:pStyle w:val="Compact"/>
         <w:numPr>
           <w:ilvl w:val="0"/>
-          <w:numId w:val="1068"/>
+          <w:numId w:val="1069"/>
         </w:numPr>
       </w:pPr>
       <w:r>
@@ -18181,7 +18753,7 @@
         <w:pStyle w:val="Compact"/>
         <w:numPr>
           <w:ilvl w:val="0"/>
-          <w:numId w:val="1068"/>
+          <w:numId w:val="1069"/>
         </w:numPr>
       </w:pPr>
       <w:r>
@@ -18211,7 +18783,7 @@
         <w:pStyle w:val="Compact"/>
         <w:numPr>
           <w:ilvl w:val="0"/>
-          <w:numId w:val="1068"/>
+          <w:numId w:val="1069"/>
         </w:numPr>
       </w:pPr>
       <w:r>
@@ -18223,7 +18795,7 @@
         <w:pStyle w:val="Compact"/>
         <w:numPr>
           <w:ilvl w:val="0"/>
-          <w:numId w:val="1068"/>
+          <w:numId w:val="1069"/>
         </w:numPr>
       </w:pPr>
       <w:r>
@@ -18259,7 +18831,7 @@
         <w:pStyle w:val="Compact"/>
         <w:numPr>
           <w:ilvl w:val="0"/>
-          <w:numId w:val="1069"/>
+          <w:numId w:val="1070"/>
         </w:numPr>
       </w:pPr>
       <w:r>
@@ -18271,7 +18843,7 @@
         <w:pStyle w:val="Compact"/>
         <w:numPr>
           <w:ilvl w:val="0"/>
-          <w:numId w:val="1069"/>
+          <w:numId w:val="1070"/>
         </w:numPr>
       </w:pPr>
       <w:r>
@@ -18283,7 +18855,7 @@
         <w:pStyle w:val="Compact"/>
         <w:numPr>
           <w:ilvl w:val="0"/>
-          <w:numId w:val="1069"/>
+          <w:numId w:val="1070"/>
         </w:numPr>
       </w:pPr>
       <w:r>
@@ -18295,7 +18867,7 @@
         <w:pStyle w:val="Compact"/>
         <w:numPr>
           <w:ilvl w:val="0"/>
-          <w:numId w:val="1069"/>
+          <w:numId w:val="1070"/>
         </w:numPr>
       </w:pPr>
       <w:r>
@@ -18333,7 +18905,58 @@
         <w:rPr>
           <w:rStyle w:val="VerbatimChar"/>
         </w:rPr>
-        <w:t xml:space="preserve">inactive</w:t>
+        <w:t xml:space="preserve">removed</w:t>
+      </w:r>
+      <w:r>
+        <w:t xml:space="preserve"> </w:t>
+      </w:r>
+      <w:r>
+        <w:t xml:space="preserve">; ria</w:t>
+      </w:r>
+      <w:r>
+        <w:t xml:space="preserve"> </w:t>
+      </w:r>
+      <w:r>
+        <w:rPr>
+          <w:rStyle w:val="VerbatimChar"/>
+        </w:rPr>
+        <w:t xml:space="preserve">reader</w:t>
+      </w:r>
+      <w:r>
+        <w:t xml:space="preserve">-linio estas reaktivigata (ri forlasas la teamon, ne la bibliotekon).</w:t>
+      </w:r>
+    </w:p>
+    <w:p>
+      <w:pPr>
+        <w:pStyle w:val="Compact"/>
+        <w:numPr>
+          <w:ilvl w:val="0"/>
+          <w:numId w:val="1070"/>
+        </w:numPr>
+      </w:pPr>
+      <w:r>
+        <w:t xml:space="preserve">Fina retpoŝto al Karl + al la koordinado.</w:t>
+      </w:r>
+    </w:p>
+    <w:p>
+      <w:pPr>
+        <w:pStyle w:val="Compact"/>
+        <w:numPr>
+          <w:ilvl w:val="0"/>
+          <w:numId w:val="1070"/>
+        </w:numPr>
+      </w:pPr>
+      <w:r>
+        <w:t xml:space="preserve">Revizia protokolo :</w:t>
+      </w:r>
+      <w:r>
+        <w:t xml:space="preserve"> </w:t>
+      </w:r>
+      <w:r>
+        <w:rPr>
+          <w:rStyle w:val="VerbatimChar"/>
+        </w:rPr>
+        <w:t xml:space="preserve">2026-05-12 — passage automatique en inactif (raison: pending_removal expiré, cron) — actor: NULL</w:t>
       </w:r>
       <w:r>
         <w:t xml:space="preserve">.</w:t>
@@ -18341,35 +18964,51 @@
     </w:p>
     <w:p>
       <w:pPr>
-        <w:pStyle w:val="Compact"/>
-        <w:numPr>
-          <w:ilvl w:val="0"/>
-          <w:numId w:val="1069"/>
-        </w:numPr>
-      </w:pPr>
-      <w:r>
-        <w:t xml:space="preserve">Fina retpoŝto al Karl + al la koordinado.</w:t>
-      </w:r>
-    </w:p>
-    <w:p>
-      <w:pPr>
-        <w:pStyle w:val="Compact"/>
-        <w:numPr>
-          <w:ilvl w:val="0"/>
-          <w:numId w:val="1069"/>
-        </w:numPr>
-      </w:pPr>
-      <w:r>
-        <w:t xml:space="preserve">Revizia protokolo :</w:t>
-      </w:r>
-      <w:r>
-        <w:t xml:space="preserve"> </w:t>
-      </w:r>
-      <w:r>
-        <w:rPr>
-          <w:rStyle w:val="VerbatimChar"/>
-        </w:rPr>
-        <w:t xml:space="preserve">2026-05-12 — passage automatique en inactif (raison: pending_removal expiré, cron) — actor: NULL</w:t>
+        <w:pStyle w:val="FirstParagraph"/>
+      </w:pPr>
+      <w:r>
+        <w:rPr>
+          <w:b/>
+          <w:bCs/>
+        </w:rPr>
+        <w:t xml:space="preserve">Komento.</w:t>
+      </w:r>
+    </w:p>
+    <w:p>
+      <w:pPr>
+        <w:pStyle w:val="BodyText"/>
+      </w:pPr>
+      <w:r>
+        <w:t xml:space="preserve">Ĉi tio estas la kazo de kolektiva ekskludo. Tri politikaj elementoj por noti :</w:t>
+      </w:r>
+    </w:p>
+    <w:p>
+      <w:pPr>
+        <w:pStyle w:val="Compact"/>
+        <w:numPr>
+          <w:ilvl w:val="0"/>
+          <w:numId w:val="1071"/>
+        </w:numPr>
+      </w:pPr>
+      <w:r>
+        <w:rPr>
+          <w:b/>
+          <w:bCs/>
+        </w:rPr>
+        <w:t xml:space="preserve">La karencio funkciis kiel ebla gardostopo</w:t>
+      </w:r>
+      <w:r>
+        <w:t xml:space="preserve">, sen esti uzata. Lucy kaj Emma povus estis anulintaj ; ili ne faris tion. La fakto ke neniu anulas estas mem</w:t>
+      </w:r>
+      <w:r>
+        <w:t xml:space="preserve"> </w:t>
+      </w:r>
+      <w:r>
+        <w:rPr>
+          <w:b/>
+          <w:bCs/>
+        </w:rPr>
+        <w:t xml:space="preserve">implica deliberado</w:t>
       </w:r>
       <w:r>
         <w:t xml:space="preserve">.</w:t>
@@ -18377,62 +19016,10 @@
     </w:p>
     <w:p>
       <w:pPr>
-        <w:pStyle w:val="FirstParagraph"/>
-      </w:pPr>
-      <w:r>
-        <w:rPr>
-          <w:b/>
-          <w:bCs/>
-        </w:rPr>
-        <w:t xml:space="preserve">Komento.</w:t>
-      </w:r>
-    </w:p>
-    <w:p>
-      <w:pPr>
-        <w:pStyle w:val="BodyText"/>
-      </w:pPr>
-      <w:r>
-        <w:t xml:space="preserve">Ĉi tio estas la kazo de kolektiva ekskludo. Tri politikaj elementoj por noti :</w:t>
-      </w:r>
-    </w:p>
-    <w:p>
-      <w:pPr>
-        <w:pStyle w:val="Compact"/>
-        <w:numPr>
-          <w:ilvl w:val="0"/>
-          <w:numId w:val="1070"/>
-        </w:numPr>
-      </w:pPr>
-      <w:r>
-        <w:rPr>
-          <w:b/>
-          <w:bCs/>
-        </w:rPr>
-        <w:t xml:space="preserve">La karencio funkciis kiel ebla gardostopo</w:t>
-      </w:r>
-      <w:r>
-        <w:t xml:space="preserve">, sen esti uzata. Lucy kaj Emma povus estis anulintaj ; ili ne faris tion. La fakto ke neniu anulas estas mem</w:t>
-      </w:r>
-      <w:r>
-        <w:t xml:space="preserve"> </w:t>
-      </w:r>
-      <w:r>
-        <w:rPr>
-          <w:b/>
-          <w:bCs/>
-        </w:rPr>
-        <w:t xml:space="preserve">implica deliberado</w:t>
-      </w:r>
-      <w:r>
-        <w:t xml:space="preserve">.</w:t>
-      </w:r>
-    </w:p>
-    <w:p>
-      <w:pPr>
-        <w:pStyle w:val="Compact"/>
-        <w:numPr>
-          <w:ilvl w:val="0"/>
-          <w:numId w:val="1070"/>
+        <w:pStyle w:val="Compact"/>
+        <w:numPr>
+          <w:ilvl w:val="0"/>
+          <w:numId w:val="1071"/>
         </w:numPr>
       </w:pPr>
       <w:r>
@@ -18454,7 +19041,7 @@
         <w:pStyle w:val="Compact"/>
         <w:numPr>
           <w:ilvl w:val="0"/>
-          <w:numId w:val="1070"/>
+          <w:numId w:val="1071"/>
         </w:numPr>
       </w:pPr>
       <w:r>
@@ -18534,7 +19121,7 @@
         <w:pStyle w:val="Compact"/>
         <w:numPr>
           <w:ilvl w:val="0"/>
-          <w:numId w:val="1071"/>
+          <w:numId w:val="1072"/>
         </w:numPr>
       </w:pPr>
       <w:r>
@@ -18571,7 +19158,7 @@
         <w:pStyle w:val="Compact"/>
         <w:numPr>
           <w:ilvl w:val="0"/>
-          <w:numId w:val="1071"/>
+          <w:numId w:val="1072"/>
         </w:numPr>
       </w:pPr>
       <w:r>
@@ -18596,7 +19183,7 @@
         <w:pStyle w:val="Compact"/>
         <w:numPr>
           <w:ilvl w:val="0"/>
-          <w:numId w:val="1071"/>
+          <w:numId w:val="1072"/>
         </w:numPr>
       </w:pPr>
       <w:r>
@@ -18624,7 +19211,7 @@
         <w:pStyle w:val="Compact"/>
         <w:numPr>
           <w:ilvl w:val="0"/>
-          <w:numId w:val="1071"/>
+          <w:numId w:val="1072"/>
         </w:numPr>
       </w:pPr>
       <w:r>
@@ -18636,7 +19223,7 @@
         <w:pStyle w:val="Compact"/>
         <w:numPr>
           <w:ilvl w:val="0"/>
-          <w:numId w:val="1071"/>
+          <w:numId w:val="1072"/>
         </w:numPr>
       </w:pPr>
       <w:r>
@@ -18660,7 +19247,7 @@
         <w:pStyle w:val="Compact"/>
         <w:numPr>
           <w:ilvl w:val="0"/>
-          <w:numId w:val="1072"/>
+          <w:numId w:val="1073"/>
         </w:numPr>
       </w:pPr>
       <w:r>
@@ -18684,7 +19271,7 @@
         <w:pStyle w:val="Compact"/>
         <w:numPr>
           <w:ilvl w:val="0"/>
-          <w:numId w:val="1072"/>
+          <w:numId w:val="1073"/>
         </w:numPr>
       </w:pPr>
       <w:r>
@@ -18706,7 +19293,7 @@
         <w:pStyle w:val="Compact"/>
         <w:numPr>
           <w:ilvl w:val="0"/>
-          <w:numId w:val="1072"/>
+          <w:numId w:val="1073"/>
         </w:numPr>
       </w:pPr>
       <w:r>
@@ -18731,7 +19318,7 @@
         <w:pStyle w:val="Compact"/>
         <w:numPr>
           <w:ilvl w:val="0"/>
-          <w:numId w:val="1072"/>
+          <w:numId w:val="1073"/>
         </w:numPr>
       </w:pPr>
       <w:r>
@@ -18743,7 +19330,7 @@
         <w:pStyle w:val="Compact"/>
         <w:numPr>
           <w:ilvl w:val="0"/>
-          <w:numId w:val="1072"/>
+          <w:numId w:val="1073"/>
         </w:numPr>
       </w:pPr>
       <w:r>
@@ -18779,7 +19366,7 @@
         <w:pStyle w:val="Compact"/>
         <w:numPr>
           <w:ilvl w:val="0"/>
-          <w:numId w:val="1073"/>
+          <w:numId w:val="1074"/>
         </w:numPr>
       </w:pPr>
       <w:r>
@@ -18801,7 +19388,7 @@
         <w:pStyle w:val="Compact"/>
         <w:numPr>
           <w:ilvl w:val="0"/>
-          <w:numId w:val="1073"/>
+          <w:numId w:val="1074"/>
         </w:numPr>
       </w:pPr>
       <w:r>
@@ -18823,7 +19410,7 @@
         <w:pStyle w:val="Compact"/>
         <w:numPr>
           <w:ilvl w:val="0"/>
-          <w:numId w:val="1073"/>
+          <w:numId w:val="1074"/>
         </w:numPr>
       </w:pPr>
       <w:r>
@@ -18845,7 +19432,7 @@
         <w:pStyle w:val="Compact"/>
         <w:numPr>
           <w:ilvl w:val="0"/>
-          <w:numId w:val="1073"/>
+          <w:numId w:val="1074"/>
         </w:numPr>
       </w:pPr>
       <w:r>
@@ -18867,7 +19454,7 @@
         <w:pStyle w:val="Compact"/>
         <w:numPr>
           <w:ilvl w:val="0"/>
-          <w:numId w:val="1073"/>
+          <w:numId w:val="1074"/>
         </w:numPr>
       </w:pPr>
       <w:r>
@@ -18982,7 +19569,7 @@
         <w:pStyle w:val="Compact"/>
         <w:numPr>
           <w:ilvl w:val="0"/>
-          <w:numId w:val="1074"/>
+          <w:numId w:val="1075"/>
         </w:numPr>
       </w:pPr>
       <w:r>
@@ -19032,7 +19619,7 @@
         <w:pStyle w:val="Compact"/>
         <w:numPr>
           <w:ilvl w:val="0"/>
-          <w:numId w:val="1074"/>
+          <w:numId w:val="1075"/>
         </w:numPr>
       </w:pPr>
       <w:r>
@@ -19076,7 +19663,7 @@
         <w:pStyle w:val="Compact"/>
         <w:numPr>
           <w:ilvl w:val="0"/>
-          <w:numId w:val="1074"/>
+          <w:numId w:val="1075"/>
         </w:numPr>
       </w:pPr>
       <w:r>
@@ -19100,7 +19687,7 @@
         <w:pStyle w:val="Compact"/>
         <w:numPr>
           <w:ilvl w:val="0"/>
-          <w:numId w:val="1075"/>
+          <w:numId w:val="1076"/>
         </w:numPr>
       </w:pPr>
       <w:r>
@@ -19113,7 +19700,7 @@
         <w:rPr>
           <w:rStyle w:val="VerbatimChar"/>
         </w:rPr>
-        <w:t xml:space="preserve">inactive</w:t>
+        <w:t xml:space="preserve">vacated</w:t>
       </w:r>
       <w:r>
         <w:t xml:space="preserve">.</w:t>
@@ -19124,7 +19711,7 @@
         <w:pStyle w:val="Compact"/>
         <w:numPr>
           <w:ilvl w:val="0"/>
-          <w:numId w:val="1075"/>
+          <w:numId w:val="1076"/>
         </w:numPr>
       </w:pPr>
       <w:r>
@@ -19136,7 +19723,7 @@
         <w:pStyle w:val="Compact"/>
         <w:numPr>
           <w:ilvl w:val="0"/>
-          <w:numId w:val="1075"/>
+          <w:numId w:val="1076"/>
         </w:numPr>
       </w:pPr>
       <w:r>
@@ -19160,7 +19747,7 @@
         <w:pStyle w:val="Compact"/>
         <w:numPr>
           <w:ilvl w:val="0"/>
-          <w:numId w:val="1075"/>
+          <w:numId w:val="1076"/>
         </w:numPr>
       </w:pPr>
       <w:r>
@@ -19182,7 +19769,7 @@
         <w:pStyle w:val="Compact"/>
         <w:numPr>
           <w:ilvl w:val="0"/>
-          <w:numId w:val="1075"/>
+          <w:numId w:val="1076"/>
         </w:numPr>
       </w:pPr>
       <w:r>
@@ -19218,7 +19805,7 @@
         <w:pStyle w:val="Compact"/>
         <w:numPr>
           <w:ilvl w:val="0"/>
-          <w:numId w:val="1076"/>
+          <w:numId w:val="1077"/>
         </w:numPr>
       </w:pPr>
       <w:r>
@@ -19242,7 +19829,7 @@
         <w:pStyle w:val="Compact"/>
         <w:numPr>
           <w:ilvl w:val="0"/>
-          <w:numId w:val="1076"/>
+          <w:numId w:val="1077"/>
         </w:numPr>
       </w:pPr>
       <w:r>
@@ -19254,11 +19841,56 @@
         <w:pStyle w:val="Compact"/>
         <w:numPr>
           <w:ilvl w:val="0"/>
-          <w:numId w:val="1076"/>
-        </w:numPr>
-      </w:pPr>
-      <w:r>
-        <w:t xml:space="preserve">La 16an de majo : Xavier (aŭ alia koordinant-in-o BLMF kiu ne ekzistas plu en ĉi tiu okazo, do Xavier per sia transversa rajto) kooptas Voltairine kiel koordinant-in-o.</w:t>
+          <w:numId w:val="1077"/>
+        </w:numPr>
+      </w:pPr>
+      <w:r>
+        <w:t xml:space="preserve">La 16an de majo : Xavier, per sia transversa rajto (ne plu restas koordinant-in-o BLMF por tion fari),</w:t>
+      </w:r>
+      <w:r>
+        <w:t xml:space="preserve"> </w:t>
+      </w:r>
+      <w:r>
+        <w:rPr>
+          <w:b/>
+          <w:bCs/>
+        </w:rPr>
+        <w:t xml:space="preserve">deponas la koordinadan proponon</w:t>
+      </w:r>
+      <w:r>
+        <w:t xml:space="preserve"> </w:t>
+      </w:r>
+      <w:r>
+        <w:t xml:space="preserve">celantan Voltairine — aktiva librarian, la antaŭkondiĉo T2 estas plenumita. Friedrich</w:t>
+      </w:r>
+      <w:r>
+        <w:t xml:space="preserve"> </w:t>
+      </w:r>
+      <w:r>
+        <w:rPr>
+          <w:b/>
+          <w:bCs/>
+        </w:rPr>
+        <w:t xml:space="preserve">aprobas</w:t>
+      </w:r>
+      <w:r>
+        <w:t xml:space="preserve">, Voltairine</w:t>
+      </w:r>
+      <w:r>
+        <w:t xml:space="preserve"> </w:t>
+      </w:r>
+      <w:r>
+        <w:rPr>
+          <w:b/>
+          <w:bCs/>
+        </w:rPr>
+        <w:t xml:space="preserve">akceptas</w:t>
+      </w:r>
+      <w:r>
+        <w:t xml:space="preserve"> </w:t>
+      </w:r>
+      <w:r>
+        <w:t xml:space="preserve">: eĉ ĉe repreno fare de ret-administrant-in-o, la kolegia cirkvito plene aplikiĝas — Xavier ne povas « fabriki » koordinant-in-on sole.</w:t>
       </w:r>
       <w:r>
         <w:t xml:space="preserve"> </w:t>
@@ -19274,7 +19906,7 @@
         <w:t xml:space="preserve"> </w:t>
       </w:r>
       <w:r>
-        <w:t xml:space="preserve">: Xavier skribis al Friedrich kaj Voltairine 2 tagojn antaŭe por anonci la agon. Post kiam ĝi estas farita, la ago estas spurita en</w:t>
+        <w:t xml:space="preserve">: Xavier skribis al Friedrich kaj Voltairine 2 tagojn antaŭe por anonci la deponon. La ago estas spurita en</w:t>
       </w:r>
       <w:r>
         <w:t xml:space="preserve"> </w:t>
@@ -19437,7 +20069,7 @@
         <w:pStyle w:val="Compact"/>
         <w:numPr>
           <w:ilvl w:val="0"/>
-          <w:numId w:val="1077"/>
+          <w:numId w:val="1078"/>
         </w:numPr>
       </w:pPr>
       <w:r>
@@ -19474,7 +20106,7 @@
         <w:pStyle w:val="Compact"/>
         <w:numPr>
           <w:ilvl w:val="0"/>
-          <w:numId w:val="1077"/>
+          <w:numId w:val="1078"/>
         </w:numPr>
       </w:pPr>
       <w:r>
@@ -19486,7 +20118,7 @@
         <w:pStyle w:val="Compact"/>
         <w:numPr>
           <w:ilvl w:val="0"/>
-          <w:numId w:val="1077"/>
+          <w:numId w:val="1078"/>
         </w:numPr>
       </w:pPr>
       <w:r>
@@ -19498,7 +20130,7 @@
         <w:pStyle w:val="Compact"/>
         <w:numPr>
           <w:ilvl w:val="0"/>
-          <w:numId w:val="1077"/>
+          <w:numId w:val="1078"/>
         </w:numPr>
       </w:pPr>
       <w:r>
@@ -19522,7 +20154,7 @@
         <w:pStyle w:val="Compact"/>
         <w:numPr>
           <w:ilvl w:val="0"/>
-          <w:numId w:val="1078"/>
+          <w:numId w:val="1079"/>
         </w:numPr>
       </w:pPr>
       <w:r>
@@ -19558,7 +20190,7 @@
         <w:pStyle w:val="Compact"/>
         <w:numPr>
           <w:ilvl w:val="0"/>
-          <w:numId w:val="1078"/>
+          <w:numId w:val="1079"/>
         </w:numPr>
       </w:pPr>
       <w:r>
@@ -19585,7 +20217,7 @@
         <w:pStyle w:val="Compact"/>
         <w:numPr>
           <w:ilvl w:val="0"/>
-          <w:numId w:val="1078"/>
+          <w:numId w:val="1079"/>
         </w:numPr>
       </w:pPr>
       <w:r>
@@ -19609,7 +20241,7 @@
         <w:pStyle w:val="Compact"/>
         <w:numPr>
           <w:ilvl w:val="0"/>
-          <w:numId w:val="1079"/>
+          <w:numId w:val="1080"/>
         </w:numPr>
       </w:pPr>
       <w:r>
@@ -19649,7 +20281,7 @@
         <w:pStyle w:val="Compact"/>
         <w:numPr>
           <w:ilvl w:val="0"/>
-          <w:numId w:val="1079"/>
+          <w:numId w:val="1080"/>
         </w:numPr>
       </w:pPr>
       <w:r>
@@ -19701,7 +20333,7 @@
         <w:pStyle w:val="Compact"/>
         <w:numPr>
           <w:ilvl w:val="0"/>
-          <w:numId w:val="1080"/>
+          <w:numId w:val="1081"/>
         </w:numPr>
       </w:pPr>
       <w:r>
@@ -19725,7 +20357,7 @@
         <w:pStyle w:val="Compact"/>
         <w:numPr>
           <w:ilvl w:val="0"/>
-          <w:numId w:val="1080"/>
+          <w:numId w:val="1081"/>
         </w:numPr>
       </w:pPr>
       <w:r>
@@ -19746,7 +20378,7 @@
         <w:pStyle w:val="Compact"/>
         <w:numPr>
           <w:ilvl w:val="0"/>
-          <w:numId w:val="1080"/>
+          <w:numId w:val="1081"/>
         </w:numPr>
       </w:pPr>
       <w:r>
@@ -19758,7 +20390,7 @@
         <w:pStyle w:val="Compact"/>
         <w:numPr>
           <w:ilvl w:val="0"/>
-          <w:numId w:val="1080"/>
+          <w:numId w:val="1081"/>
         </w:numPr>
       </w:pPr>
       <w:r>
@@ -19770,7 +20402,7 @@
         <w:pStyle w:val="Compact"/>
         <w:numPr>
           <w:ilvl w:val="0"/>
-          <w:numId w:val="1080"/>
+          <w:numId w:val="1081"/>
         </w:numPr>
       </w:pPr>
       <w:r>
@@ -20203,7 +20835,7 @@
         <w:rPr>
           <w:rStyle w:val="VerbatimChar"/>
         </w:rPr>
-        <w:t xml:space="preserve">inactive</w:t>
+        <w:t xml:space="preserve">removed</w:t>
       </w:r>
       <w:r>
         <w:t xml:space="preserve"> </w:t>
@@ -20619,29 +21251,447 @@
               <w:rPr>
                 <w:rStyle w:val="VerbatimChar"/>
               </w:rPr>
-              <w:t xml:space="preserve">fn_team_promote_to_librarian</w:t>
-            </w:r>
-          </w:p>
-        </w:tc>
-        <w:tc>
-          <w:tcPr/>
-          <w:p>
-            <w:pPr>
-              <w:pStyle w:val="Compact"/>
-            </w:pPr>
-            <w:r>
-              <w:t xml:space="preserve">T1</w:t>
-            </w:r>
-          </w:p>
-        </w:tc>
-        <w:tc>
-          <w:tcPr/>
-          <w:p>
-            <w:pPr>
-              <w:pStyle w:val="Compact"/>
-            </w:pPr>
-            <w:r>
-              <w:t xml:space="preserve">Kooptado</w:t>
+              <w:t xml:space="preserve">fn_team_propose_invitation</w:t>
+            </w:r>
+          </w:p>
+        </w:tc>
+        <w:tc>
+          <w:tcPr/>
+          <w:p>
+            <w:pPr>
+              <w:pStyle w:val="Compact"/>
+            </w:pPr>
+            <w:r>
+              <w:t xml:space="preserve">T1, T2, T2b</w:t>
+            </w:r>
+          </w:p>
+        </w:tc>
+        <w:tc>
+          <w:tcPr/>
+          <w:p>
+            <w:pPr>
+              <w:pStyle w:val="Compact"/>
+            </w:pPr>
+            <w:r>
+              <w:t xml:space="preserve">Deponi proponon (akcepto aŭ koordinado)</w:t>
+            </w:r>
+          </w:p>
+        </w:tc>
+      </w:tr>
+      <w:tr>
+        <w:tc>
+          <w:tcPr/>
+          <w:p>
+            <w:pPr>
+              <w:pStyle w:val="Compact"/>
+            </w:pPr>
+            <w:r>
+              <w:rPr>
+                <w:rStyle w:val="VerbatimChar"/>
+              </w:rPr>
+              <w:t xml:space="preserve">fn_team_ratify_invitation</w:t>
+            </w:r>
+          </w:p>
+        </w:tc>
+        <w:tc>
+          <w:tcPr/>
+          <w:p>
+            <w:pPr>
+              <w:pStyle w:val="Compact"/>
+            </w:pPr>
+            <w:r>
+              <w:t xml:space="preserve">T1, T2, T2b</w:t>
+            </w:r>
+          </w:p>
+        </w:tc>
+        <w:tc>
+          <w:tcPr/>
+          <w:p>
+            <w:pPr>
+              <w:pStyle w:val="Compact"/>
+            </w:pPr>
+            <w:r>
+              <w:t xml:space="preserve">Aprobi proponon (kvorumo)</w:t>
+            </w:r>
+          </w:p>
+        </w:tc>
+      </w:tr>
+      <w:tr>
+        <w:tc>
+          <w:tcPr/>
+          <w:p>
+            <w:pPr>
+              <w:pStyle w:val="Compact"/>
+            </w:pPr>
+            <w:r>
+              <w:rPr>
+                <w:rStyle w:val="VerbatimChar"/>
+              </w:rPr>
+              <w:t xml:space="preserve">fn_team_accept_invitation</w:t>
+            </w:r>
+          </w:p>
+        </w:tc>
+        <w:tc>
+          <w:tcPr/>
+          <w:p>
+            <w:pPr>
+              <w:pStyle w:val="Compact"/>
+            </w:pPr>
+            <w:r>
+              <w:t xml:space="preserve">T1, T2, T2b</w:t>
+            </w:r>
+          </w:p>
+        </w:tc>
+        <w:tc>
+          <w:tcPr/>
+          <w:p>
+            <w:pPr>
+              <w:pStyle w:val="Compact"/>
+            </w:pPr>
+            <w:r>
+              <w:t xml:space="preserve">Akcepti la ŝarĝon — ĉi tiu gesto promocias</w:t>
+            </w:r>
+          </w:p>
+        </w:tc>
+      </w:tr>
+      <w:tr>
+        <w:tc>
+          <w:tcPr/>
+          <w:p>
+            <w:pPr>
+              <w:pStyle w:val="Compact"/>
+            </w:pPr>
+            <w:r>
+              <w:rPr>
+                <w:rStyle w:val="VerbatimChar"/>
+              </w:rPr>
+              <w:t xml:space="preserve">fn_team_decline_invitation</w:t>
+            </w:r>
+          </w:p>
+        </w:tc>
+        <w:tc>
+          <w:tcPr/>
+          <w:p>
+            <w:pPr>
+              <w:pStyle w:val="Compact"/>
+            </w:pPr>
+            <w:r>
+              <w:t xml:space="preserve">T1, T2, T2b</w:t>
+            </w:r>
+          </w:p>
+        </w:tc>
+        <w:tc>
+          <w:tcPr/>
+          <w:p>
+            <w:pPr>
+              <w:pStyle w:val="Compact"/>
+            </w:pPr>
+            <w:r>
+              <w:t xml:space="preserve">Rifuzi la ŝarĝon (kostas nenion)</w:t>
+            </w:r>
+          </w:p>
+        </w:tc>
+      </w:tr>
+      <w:tr>
+        <w:tc>
+          <w:tcPr/>
+          <w:p>
+            <w:pPr>
+              <w:pStyle w:val="Compact"/>
+            </w:pPr>
+            <w:r>
+              <w:rPr>
+                <w:rStyle w:val="VerbatimChar"/>
+              </w:rPr>
+              <w:t xml:space="preserve">fn_team_revoke_invitation</w:t>
+            </w:r>
+          </w:p>
+        </w:tc>
+        <w:tc>
+          <w:tcPr/>
+          <w:p>
+            <w:pPr>
+              <w:pStyle w:val="Compact"/>
+            </w:pPr>
+            <w:r>
+              <w:t xml:space="preserve">T1, T2, T2b</w:t>
+            </w:r>
+          </w:p>
+        </w:tc>
+        <w:tc>
+          <w:tcPr/>
+          <w:p>
+            <w:pPr>
+              <w:pStyle w:val="Compact"/>
+            </w:pPr>
+            <w:r>
+              <w:t xml:space="preserve">Revoki proponon deponitan erare</w:t>
+            </w:r>
+          </w:p>
+        </w:tc>
+      </w:tr>
+      <w:tr>
+        <w:tc>
+          <w:tcPr/>
+          <w:p>
+            <w:pPr>
+              <w:pStyle w:val="Compact"/>
+            </w:pPr>
+            <w:r>
+              <w:rPr>
+                <w:rStyle w:val="VerbatimChar"/>
+              </w:rPr>
+              <w:t xml:space="preserve">fn_team_expire_invitations</w:t>
+            </w:r>
+          </w:p>
+        </w:tc>
+        <w:tc>
+          <w:tcPr/>
+          <w:p>
+            <w:pPr>
+              <w:pStyle w:val="Compact"/>
+            </w:pPr>
+            <w:r>
+              <w:t xml:space="preserve">T1, T2, T2b</w:t>
+            </w:r>
+          </w:p>
+        </w:tc>
+        <w:tc>
+          <w:tcPr/>
+          <w:p>
+            <w:pPr>
+              <w:pStyle w:val="Compact"/>
+            </w:pPr>
+            <w:r>
+              <w:t xml:space="preserve">Cron : eksvalidiĝo de la proponoj (30 tagoj)</w:t>
+            </w:r>
+          </w:p>
+        </w:tc>
+      </w:tr>
+      <w:tr>
+        <w:tc>
+          <w:tcPr/>
+          <w:p>
+            <w:pPr>
+              <w:pStyle w:val="Compact"/>
+            </w:pPr>
+            <w:r>
+              <w:rPr>
+                <w:rStyle w:val="VerbatimChar"/>
+              </w:rPr>
+              <w:t xml:space="preserve">fn_team_self_demote</w:t>
+            </w:r>
+          </w:p>
+        </w:tc>
+        <w:tc>
+          <w:tcPr/>
+          <w:p>
+            <w:pPr>
+              <w:pStyle w:val="Compact"/>
+            </w:pPr>
+            <w:r>
+              <w:t xml:space="preserve">T3, T4</w:t>
+            </w:r>
+          </w:p>
+        </w:tc>
+        <w:tc>
+          <w:tcPr/>
+          <w:p>
+            <w:pPr>
+              <w:pStyle w:val="Compact"/>
+            </w:pPr>
+            <w:r>
+              <w:t xml:space="preserve">Mem-malaltigo (« mi transdonas la rolon »)</w:t>
+            </w:r>
+          </w:p>
+        </w:tc>
+      </w:tr>
+      <w:tr>
+        <w:tc>
+          <w:tcPr/>
+          <w:p>
+            <w:pPr>
+              <w:pStyle w:val="Compact"/>
+            </w:pPr>
+            <w:r>
+              <w:rPr>
+                <w:rStyle w:val="VerbatimChar"/>
+              </w:rPr>
+              <w:t xml:space="preserve">fn_team_request_remove_member</w:t>
+            </w:r>
+          </w:p>
+        </w:tc>
+        <w:tc>
+          <w:tcPr/>
+          <w:p>
+            <w:pPr>
+              <w:pStyle w:val="Compact"/>
+            </w:pPr>
+            <w:r>
+              <w:t xml:space="preserve">T5</w:t>
+            </w:r>
+          </w:p>
+        </w:tc>
+        <w:tc>
+          <w:tcPr/>
+          <w:p>
+            <w:pPr>
+              <w:pStyle w:val="Compact"/>
+            </w:pPr>
+            <w:r>
+              <w:t xml:space="preserve">Forigo-peto kun 7-taga karencio</w:t>
+            </w:r>
+          </w:p>
+        </w:tc>
+      </w:tr>
+      <w:tr>
+        <w:tc>
+          <w:tcPr/>
+          <w:p>
+            <w:pPr>
+              <w:pStyle w:val="Compact"/>
+            </w:pPr>
+            <w:r>
+              <w:rPr>
+                <w:rStyle w:val="VerbatimChar"/>
+              </w:rPr>
+              <w:t xml:space="preserve">fn_team_cancel_remove_member</w:t>
+            </w:r>
+          </w:p>
+        </w:tc>
+        <w:tc>
+          <w:tcPr/>
+          <w:p>
+            <w:pPr>
+              <w:pStyle w:val="Compact"/>
+            </w:pPr>
+            <w:r>
+              <w:t xml:space="preserve">T8</w:t>
+            </w:r>
+          </w:p>
+        </w:tc>
+        <w:tc>
+          <w:tcPr/>
+          <w:p>
+            <w:pPr>
+              <w:pStyle w:val="Compact"/>
+            </w:pPr>
+            <w:r>
+              <w:t xml:space="preserve">Nuligo de forigo-peto</w:t>
+            </w:r>
+          </w:p>
+        </w:tc>
+      </w:tr>
+      <w:tr>
+        <w:tc>
+          <w:tcPr/>
+          <w:p>
+            <w:pPr>
+              <w:pStyle w:val="Compact"/>
+            </w:pPr>
+            <w:r>
+              <w:rPr>
+                <w:rStyle w:val="VerbatimChar"/>
+              </w:rPr>
+              <w:t xml:space="preserve">fn_team_suspend_member</w:t>
+            </w:r>
+          </w:p>
+        </w:tc>
+        <w:tc>
+          <w:tcPr/>
+          <w:p>
+            <w:pPr>
+              <w:pStyle w:val="Compact"/>
+            </w:pPr>
+            <w:r>
+              <w:t xml:space="preserve">T6</w:t>
+            </w:r>
+          </w:p>
+        </w:tc>
+        <w:tc>
+          <w:tcPr/>
+          <w:p>
+            <w:pPr>
+              <w:pStyle w:val="Compact"/>
+            </w:pPr>
+            <w:r>
+              <w:t xml:space="preserve">Tuja suspenso (konservativa mezuro)</w:t>
+            </w:r>
+          </w:p>
+        </w:tc>
+      </w:tr>
+      <w:tr>
+        <w:tc>
+          <w:tcPr/>
+          <w:p>
+            <w:pPr>
+              <w:pStyle w:val="Compact"/>
+            </w:pPr>
+            <w:r>
+              <w:rPr>
+                <w:rStyle w:val="VerbatimChar"/>
+              </w:rPr>
+              <w:t xml:space="preserve">fn_team_unsuspend_member</w:t>
+            </w:r>
+          </w:p>
+        </w:tc>
+        <w:tc>
+          <w:tcPr/>
+          <w:p>
+            <w:pPr>
+              <w:pStyle w:val="Compact"/>
+            </w:pPr>
+            <w:r>
+              <w:t xml:space="preserve">T7</w:t>
+            </w:r>
+          </w:p>
+        </w:tc>
+        <w:tc>
+          <w:tcPr/>
+          <w:p>
+            <w:pPr>
+              <w:pStyle w:val="Compact"/>
+            </w:pPr>
+            <w:r>
+              <w:t xml:space="preserve">Suspenslevigo</w:t>
+            </w:r>
+          </w:p>
+        </w:tc>
+      </w:tr>
+      <w:tr>
+        <w:tc>
+          <w:tcPr/>
+          <w:p>
+            <w:pPr>
+              <w:pStyle w:val="Compact"/>
+            </w:pPr>
+            <w:r>
+              <w:rPr>
+                <w:rStyle w:val="VerbatimChar"/>
+              </w:rPr>
+              <w:t xml:space="preserve">fn_validate_physical_account</w:t>
+            </w:r>
+          </w:p>
+        </w:tc>
+        <w:tc>
+          <w:tcPr/>
+          <w:p>
+            <w:pPr>
+              <w:pStyle w:val="Compact"/>
+            </w:pPr>
+            <w:r>
+              <w:t xml:space="preserve">—</w:t>
+            </w:r>
+          </w:p>
+        </w:tc>
+        <w:tc>
+          <w:tcPr/>
+          <w:p>
+            <w:pPr>
+              <w:pStyle w:val="Compact"/>
+            </w:pPr>
+            <w:r>
+              <w:t xml:space="preserve">Fizika validado de</w:t>
             </w:r>
             <w:r>
               <w:t xml:space="preserve"> </w:t>
@@ -20652,320 +21702,6 @@
               </w:rPr>
               <w:t xml:space="preserve">reader</w:t>
             </w:r>
-            <w:r>
-              <w:t xml:space="preserve"> </w:t>
-            </w:r>
-            <w:r>
-              <w:t xml:space="preserve">→</w:t>
-            </w:r>
-            <w:r>
-              <w:t xml:space="preserve"> </w:t>
-            </w:r>
-            <w:r>
-              <w:rPr>
-                <w:rStyle w:val="VerbatimChar"/>
-              </w:rPr>
-              <w:t xml:space="preserve">librarian</w:t>
-            </w:r>
-          </w:p>
-        </w:tc>
-      </w:tr>
-      <w:tr>
-        <w:tc>
-          <w:tcPr/>
-          <w:p>
-            <w:pPr>
-              <w:pStyle w:val="Compact"/>
-            </w:pPr>
-            <w:r>
-              <w:rPr>
-                <w:rStyle w:val="VerbatimChar"/>
-              </w:rPr>
-              <w:t xml:space="preserve">fn_team_promote_to_coordenador</w:t>
-            </w:r>
-          </w:p>
-        </w:tc>
-        <w:tc>
-          <w:tcPr/>
-          <w:p>
-            <w:pPr>
-              <w:pStyle w:val="Compact"/>
-            </w:pPr>
-            <w:r>
-              <w:t xml:space="preserve">T2</w:t>
-            </w:r>
-          </w:p>
-        </w:tc>
-        <w:tc>
-          <w:tcPr/>
-          <w:p>
-            <w:pPr>
-              <w:pStyle w:val="Compact"/>
-            </w:pPr>
-            <w:r>
-              <w:t xml:space="preserve">Kooptado</w:t>
-            </w:r>
-            <w:r>
-              <w:t xml:space="preserve"> </w:t>
-            </w:r>
-            <w:r>
-              <w:rPr>
-                <w:rStyle w:val="VerbatimChar"/>
-              </w:rPr>
-              <w:t xml:space="preserve">librarian</w:t>
-            </w:r>
-            <w:r>
-              <w:t xml:space="preserve"> </w:t>
-            </w:r>
-            <w:r>
-              <w:t xml:space="preserve">→</w:t>
-            </w:r>
-            <w:r>
-              <w:t xml:space="preserve"> </w:t>
-            </w:r>
-            <w:r>
-              <w:rPr>
-                <w:rStyle w:val="VerbatimChar"/>
-              </w:rPr>
-              <w:t xml:space="preserve">coordenador</w:t>
-            </w:r>
-          </w:p>
-        </w:tc>
-      </w:tr>
-      <w:tr>
-        <w:tc>
-          <w:tcPr/>
-          <w:p>
-            <w:pPr>
-              <w:pStyle w:val="Compact"/>
-            </w:pPr>
-            <w:r>
-              <w:rPr>
-                <w:rStyle w:val="VerbatimChar"/>
-              </w:rPr>
-              <w:t xml:space="preserve">fn_team_self_demote</w:t>
-            </w:r>
-          </w:p>
-        </w:tc>
-        <w:tc>
-          <w:tcPr/>
-          <w:p>
-            <w:pPr>
-              <w:pStyle w:val="Compact"/>
-            </w:pPr>
-            <w:r>
-              <w:t xml:space="preserve">T3, T4</w:t>
-            </w:r>
-          </w:p>
-        </w:tc>
-        <w:tc>
-          <w:tcPr/>
-          <w:p>
-            <w:pPr>
-              <w:pStyle w:val="Compact"/>
-            </w:pPr>
-            <w:r>
-              <w:t xml:space="preserve">Mem-malaltigo (« mi transdonas la rolon »)</w:t>
-            </w:r>
-          </w:p>
-        </w:tc>
-      </w:tr>
-      <w:tr>
-        <w:tc>
-          <w:tcPr/>
-          <w:p>
-            <w:pPr>
-              <w:pStyle w:val="Compact"/>
-            </w:pPr>
-            <w:r>
-              <w:rPr>
-                <w:rStyle w:val="VerbatimChar"/>
-              </w:rPr>
-              <w:t xml:space="preserve">fn_team_request_remove_member</w:t>
-            </w:r>
-          </w:p>
-        </w:tc>
-        <w:tc>
-          <w:tcPr/>
-          <w:p>
-            <w:pPr>
-              <w:pStyle w:val="Compact"/>
-            </w:pPr>
-            <w:r>
-              <w:t xml:space="preserve">T5</w:t>
-            </w:r>
-          </w:p>
-        </w:tc>
-        <w:tc>
-          <w:tcPr/>
-          <w:p>
-            <w:pPr>
-              <w:pStyle w:val="Compact"/>
-            </w:pPr>
-            <w:r>
-              <w:t xml:space="preserve">Forigo-peto kun 7-taga karencio</w:t>
-            </w:r>
-          </w:p>
-        </w:tc>
-      </w:tr>
-      <w:tr>
-        <w:tc>
-          <w:tcPr/>
-          <w:p>
-            <w:pPr>
-              <w:pStyle w:val="Compact"/>
-            </w:pPr>
-            <w:r>
-              <w:rPr>
-                <w:rStyle w:val="VerbatimChar"/>
-              </w:rPr>
-              <w:t xml:space="preserve">fn_team_cancel_remove_member</w:t>
-            </w:r>
-          </w:p>
-        </w:tc>
-        <w:tc>
-          <w:tcPr/>
-          <w:p>
-            <w:pPr>
-              <w:pStyle w:val="Compact"/>
-            </w:pPr>
-            <w:r>
-              <w:t xml:space="preserve">T8</w:t>
-            </w:r>
-          </w:p>
-        </w:tc>
-        <w:tc>
-          <w:tcPr/>
-          <w:p>
-            <w:pPr>
-              <w:pStyle w:val="Compact"/>
-            </w:pPr>
-            <w:r>
-              <w:t xml:space="preserve">Nuligo de forigo-peto</w:t>
-            </w:r>
-          </w:p>
-        </w:tc>
-      </w:tr>
-      <w:tr>
-        <w:tc>
-          <w:tcPr/>
-          <w:p>
-            <w:pPr>
-              <w:pStyle w:val="Compact"/>
-            </w:pPr>
-            <w:r>
-              <w:rPr>
-                <w:rStyle w:val="VerbatimChar"/>
-              </w:rPr>
-              <w:t xml:space="preserve">fn_team_suspend_member</w:t>
-            </w:r>
-          </w:p>
-        </w:tc>
-        <w:tc>
-          <w:tcPr/>
-          <w:p>
-            <w:pPr>
-              <w:pStyle w:val="Compact"/>
-            </w:pPr>
-            <w:r>
-              <w:t xml:space="preserve">T6</w:t>
-            </w:r>
-          </w:p>
-        </w:tc>
-        <w:tc>
-          <w:tcPr/>
-          <w:p>
-            <w:pPr>
-              <w:pStyle w:val="Compact"/>
-            </w:pPr>
-            <w:r>
-              <w:t xml:space="preserve">Tuja suspenso (konservativa mezuro)</w:t>
-            </w:r>
-          </w:p>
-        </w:tc>
-      </w:tr>
-      <w:tr>
-        <w:tc>
-          <w:tcPr/>
-          <w:p>
-            <w:pPr>
-              <w:pStyle w:val="Compact"/>
-            </w:pPr>
-            <w:r>
-              <w:rPr>
-                <w:rStyle w:val="VerbatimChar"/>
-              </w:rPr>
-              <w:t xml:space="preserve">fn_team_unsuspend_member</w:t>
-            </w:r>
-          </w:p>
-        </w:tc>
-        <w:tc>
-          <w:tcPr/>
-          <w:p>
-            <w:pPr>
-              <w:pStyle w:val="Compact"/>
-            </w:pPr>
-            <w:r>
-              <w:t xml:space="preserve">T7</w:t>
-            </w:r>
-          </w:p>
-        </w:tc>
-        <w:tc>
-          <w:tcPr/>
-          <w:p>
-            <w:pPr>
-              <w:pStyle w:val="Compact"/>
-            </w:pPr>
-            <w:r>
-              <w:t xml:space="preserve">Suspenslevigo</w:t>
-            </w:r>
-          </w:p>
-        </w:tc>
-      </w:tr>
-      <w:tr>
-        <w:tc>
-          <w:tcPr/>
-          <w:p>
-            <w:pPr>
-              <w:pStyle w:val="Compact"/>
-            </w:pPr>
-            <w:r>
-              <w:rPr>
-                <w:rStyle w:val="VerbatimChar"/>
-              </w:rPr>
-              <w:t xml:space="preserve">fn_validate_physical_account</w:t>
-            </w:r>
-          </w:p>
-        </w:tc>
-        <w:tc>
-          <w:tcPr/>
-          <w:p>
-            <w:pPr>
-              <w:pStyle w:val="Compact"/>
-            </w:pPr>
-            <w:r>
-              <w:t xml:space="preserve">—</w:t>
-            </w:r>
-          </w:p>
-        </w:tc>
-        <w:tc>
-          <w:tcPr/>
-          <w:p>
-            <w:pPr>
-              <w:pStyle w:val="Compact"/>
-            </w:pPr>
-            <w:r>
-              <w:t xml:space="preserve">Fizika validado de</w:t>
-            </w:r>
-            <w:r>
-              <w:t xml:space="preserve"> </w:t>
-            </w:r>
-            <w:r>
-              <w:rPr>
-                <w:rStyle w:val="VerbatimChar"/>
-              </w:rPr>
-              <w:t xml:space="preserve">reader</w:t>
-            </w:r>
           </w:p>
         </w:tc>
       </w:tr>
@@ -21011,7 +21747,7 @@
               <w:rPr>
                 <w:rStyle w:val="VerbatimChar"/>
               </w:rPr>
-              <w:t xml:space="preserve">inactive</w:t>
+              <w:t xml:space="preserve">removed</w:t>
             </w:r>
             <w:r>
               <w:t xml:space="preserve"> </w:t>
@@ -21061,6 +21797,128 @@
         </w:tc>
       </w:tr>
     </w:tbl>
+    <w:p>
+      <w:pPr>
+        <w:pStyle w:val="BodyText"/>
+      </w:pPr>
+      <w:r>
+        <w:rPr>
+          <w:i/>
+          <w:iCs/>
+        </w:rPr>
+        <w:t xml:space="preserve">La malnovaj rektaj promocioj</w:t>
+      </w:r>
+      <w:r>
+        <w:rPr>
+          <w:i/>
+          <w:iCs/>
+        </w:rPr>
+        <w:t xml:space="preserve"> </w:t>
+      </w:r>
+      <w:r>
+        <w:rPr>
+          <w:rStyle w:val="VerbatimChar"/>
+          <w:i/>
+          <w:iCs/>
+        </w:rPr>
+        <w:t xml:space="preserve">fn_team_promote_to_librarian</w:t>
+      </w:r>
+      <w:r>
+        <w:rPr>
+          <w:i/>
+          <w:iCs/>
+        </w:rPr>
+        <w:t xml:space="preserve"> </w:t>
+      </w:r>
+      <w:r>
+        <w:rPr>
+          <w:i/>
+          <w:iCs/>
+        </w:rPr>
+        <w:t xml:space="preserve">kaj</w:t>
+      </w:r>
+      <w:r>
+        <w:rPr>
+          <w:i/>
+          <w:iCs/>
+        </w:rPr>
+        <w:t xml:space="preserve"> </w:t>
+      </w:r>
+      <w:r>
+        <w:rPr>
+          <w:rStyle w:val="VerbatimChar"/>
+          <w:i/>
+          <w:iCs/>
+        </w:rPr>
+        <w:t xml:space="preserve">fn_team_promote_to_coordenador</w:t>
+      </w:r>
+      <w:r>
+        <w:rPr>
+          <w:i/>
+          <w:iCs/>
+        </w:rPr>
+        <w:t xml:space="preserve"> </w:t>
+      </w:r>
+      <w:r>
+        <w:rPr>
+          <w:i/>
+          <w:iCs/>
+        </w:rPr>
+        <w:t xml:space="preserve">estas</w:t>
+      </w:r>
+      <w:r>
+        <w:rPr>
+          <w:i/>
+          <w:iCs/>
+        </w:rPr>
+        <w:t xml:space="preserve"> </w:t>
+      </w:r>
+      <w:r>
+        <w:rPr>
+          <w:b/>
+          <w:bCs/>
+          <w:i/>
+          <w:iCs/>
+        </w:rPr>
+        <w:t xml:space="preserve">kondamnitaj</w:t>
+      </w:r>
+      <w:r>
+        <w:rPr>
+          <w:i/>
+          <w:iCs/>
+        </w:rPr>
+        <w:t xml:space="preserve"> </w:t>
+      </w:r>
+      <w:r>
+        <w:rPr>
+          <w:i/>
+          <w:iCs/>
+        </w:rPr>
+        <w:t xml:space="preserve">(26/08 kaj 01/09/2026) : ili rifuzas kun</w:t>
+      </w:r>
+      <w:r>
+        <w:rPr>
+          <w:i/>
+          <w:iCs/>
+        </w:rPr>
+        <w:t xml:space="preserve"> </w:t>
+      </w:r>
+      <w:r>
+        <w:rPr>
+          <w:rStyle w:val="VerbatimChar"/>
+          <w:i/>
+          <w:iCs/>
+        </w:rPr>
+        <w:t xml:space="preserve">collegiality_required</w:t>
+      </w:r>
+      <w:r>
+        <w:rPr>
+          <w:i/>
+          <w:iCs/>
+        </w:rPr>
+        <w:t xml:space="preserve">, montrante la tri-tempan vojon. Ili aperas ĉi tie nur por ke ilia nomo, renkontita en malnova dokumento, ne kredigu aktivan vojon.</w:t>
+      </w:r>
+    </w:p>
     <w:bookmarkEnd w:id="166"/>
     <w:bookmarkStart w:id="167" w:name="funkcioj-de-ret-administrant-o"/>
     <w:p>
@@ -22254,7 +23112,7 @@
         <w:pStyle w:val="Compact"/>
         <w:numPr>
           <w:ilvl w:val="0"/>
-          <w:numId w:val="1081"/>
+          <w:numId w:val="1082"/>
         </w:numPr>
       </w:pPr>
       <w:r>
@@ -22275,7 +23133,7 @@
         <w:pStyle w:val="Compact"/>
         <w:numPr>
           <w:ilvl w:val="0"/>
-          <w:numId w:val="1081"/>
+          <w:numId w:val="1082"/>
         </w:numPr>
       </w:pPr>
       <w:r>
@@ -22296,7 +23154,7 @@
         <w:pStyle w:val="Compact"/>
         <w:numPr>
           <w:ilvl w:val="0"/>
-          <w:numId w:val="1081"/>
+          <w:numId w:val="1082"/>
         </w:numPr>
       </w:pPr>
       <w:r>
@@ -22317,7 +23175,7 @@
         <w:pStyle w:val="Compact"/>
         <w:numPr>
           <w:ilvl w:val="0"/>
-          <w:numId w:val="1081"/>
+          <w:numId w:val="1082"/>
         </w:numPr>
       </w:pPr>
       <w:r>
@@ -23165,6 +24023,9 @@
     <w:abstractNumId w:val="991"/>
   </w:num>
   <w:num w:numId="1063">
+    <w:abstractNumId w:val="991"/>
+  </w:num>
+  <w:num w:numId="1064">
     <w:abstractNumId w:val="99411"/>
     <w:lvlOverride w:ilvl="0">
       <w:startOverride w:val="1"/>
@@ -23194,10 +24055,10 @@
       <w:startOverride w:val="1"/>
     </w:lvlOverride>
   </w:num>
-  <w:num w:numId="1064">
+  <w:num w:numId="1065">
     <w:abstractNumId w:val="991"/>
   </w:num>
-  <w:num w:numId="1065">
+  <w:num w:numId="1066">
     <w:abstractNumId w:val="99411"/>
     <w:lvlOverride w:ilvl="0">
       <w:startOverride w:val="1"/>
@@ -23227,10 +24088,10 @@
       <w:startOverride w:val="1"/>
     </w:lvlOverride>
   </w:num>
-  <w:num w:numId="1066">
+  <w:num w:numId="1067">
     <w:abstractNumId w:val="991"/>
   </w:num>
-  <w:num w:numId="1067">
+  <w:num w:numId="1068">
     <w:abstractNumId w:val="99411"/>
     <w:lvlOverride w:ilvl="0">
       <w:startOverride w:val="1"/>
@@ -23260,9 +24121,6 @@
       <w:startOverride w:val="1"/>
     </w:lvlOverride>
   </w:num>
-  <w:num w:numId="1068">
-    <w:abstractNumId w:val="991"/>
-  </w:num>
   <w:num w:numId="1069">
     <w:abstractNumId w:val="991"/>
   </w:num>
@@ -23270,6 +24128,9 @@
     <w:abstractNumId w:val="991"/>
   </w:num>
   <w:num w:numId="1071">
+    <w:abstractNumId w:val="991"/>
+  </w:num>
+  <w:num w:numId="1072">
     <w:abstractNumId w:val="99411"/>
     <w:lvlOverride w:ilvl="0">
       <w:startOverride w:val="1"/>
@@ -23299,13 +24160,13 @@
       <w:startOverride w:val="1"/>
     </w:lvlOverride>
   </w:num>
-  <w:num w:numId="1072">
-    <w:abstractNumId w:val="991"/>
-  </w:num>
   <w:num w:numId="1073">
     <w:abstractNumId w:val="991"/>
   </w:num>
   <w:num w:numId="1074">
+    <w:abstractNumId w:val="991"/>
+  </w:num>
+  <w:num w:numId="1075">
     <w:abstractNumId w:val="99411"/>
     <w:lvlOverride w:ilvl="0">
       <w:startOverride w:val="1"/>
@@ -23335,13 +24196,13 @@
       <w:startOverride w:val="1"/>
     </w:lvlOverride>
   </w:num>
-  <w:num w:numId="1075">
-    <w:abstractNumId w:val="991"/>
-  </w:num>
   <w:num w:numId="1076">
     <w:abstractNumId w:val="991"/>
   </w:num>
   <w:num w:numId="1077">
+    <w:abstractNumId w:val="991"/>
+  </w:num>
+  <w:num w:numId="1078">
     <w:abstractNumId w:val="99411"/>
     <w:lvlOverride w:ilvl="0">
       <w:startOverride w:val="1"/>
@@ -23371,9 +24232,6 @@
       <w:startOverride w:val="1"/>
     </w:lvlOverride>
   </w:num>
-  <w:num w:numId="1078">
-    <w:abstractNumId w:val="991"/>
-  </w:num>
   <w:num w:numId="1079">
     <w:abstractNumId w:val="991"/>
   </w:num>
@@ -23381,6 +24239,9 @@
     <w:abstractNumId w:val="991"/>
   </w:num>
   <w:num w:numId="1081">
+    <w:abstractNumId w:val="991"/>
+  </w:num>
+  <w:num w:numId="1082">
     <w:abstractNumId w:val="991"/>
   </w:num>
 </w:numbering>
